--- a/klagomål/A 3575-2026 FSC-klagomål.docx
+++ b/klagomål/A 3575-2026 FSC-klagomål.docx
@@ -713,7 +713,7 @@
     <w:r>
       <w:tab/>
       <w:tab/>
-      <w:t>2026-01-21</w:t>
+      <w:t>2026-01-23</w:t>
       <w:br/>
       <w:br/>
     </w:r>

--- a/klagomål/A 3575-2026 FSC-klagomål.docx
+++ b/klagomål/A 3575-2026 FSC-klagomål.docx
@@ -713,7 +713,7 @@
     <w:r>
       <w:tab/>
       <w:tab/>
-      <w:t>2026-01-23</w:t>
+      <w:t>2026-01-24</w:t>
       <w:br/>
       <w:br/>
     </w:r>

--- a/klagomål/A 3575-2026 FSC-klagomål.docx
+++ b/klagomål/A 3575-2026 FSC-klagomål.docx
@@ -713,7 +713,7 @@
     <w:r>
       <w:tab/>
       <w:tab/>
-      <w:t>2026-01-24</w:t>
+      <w:t>2026-01-25</w:t>
       <w:br/>
       <w:br/>
     </w:r>

--- a/klagomål/A 3575-2026 FSC-klagomål.docx
+++ b/klagomål/A 3575-2026 FSC-klagomål.docx
@@ -713,7 +713,7 @@
     <w:r>
       <w:tab/>
       <w:tab/>
-      <w:t>2026-01-25</w:t>
+      <w:t>2026-01-26</w:t>
       <w:br/>
       <w:br/>
     </w:r>

--- a/klagomål/A 3575-2026 FSC-klagomål.docx
+++ b/klagomål/A 3575-2026 FSC-klagomål.docx
@@ -713,7 +713,7 @@
     <w:r>
       <w:tab/>
       <w:tab/>
-      <w:t>2026-01-26</w:t>
+      <w:t>2026-01-27</w:t>
       <w:br/>
       <w:br/>
     </w:r>

--- a/klagomål/A 3575-2026 FSC-klagomål.docx
+++ b/klagomål/A 3575-2026 FSC-klagomål.docx
@@ -713,7 +713,7 @@
     <w:r>
       <w:tab/>
       <w:tab/>
-      <w:t>2026-01-27</w:t>
+      <w:t>2026-01-28</w:t>
       <w:br/>
       <w:br/>
     </w:r>

--- a/klagomål/A 3575-2026 FSC-klagomål.docx
+++ b/klagomål/A 3575-2026 FSC-klagomål.docx
@@ -805,7 +805,7 @@
     <w:r>
       <w:tab/>
       <w:tab/>
-      <w:t>2026-03-01</w:t>
+      <w:t>2026-03-02</w:t>
       <w:br/>
       <w:br/>
     </w:r>

--- a/klagomål/A 3575-2026 FSC-klagomål.docx
+++ b/klagomål/A 3575-2026 FSC-klagomål.docx
@@ -269,7 +269,7 @@
         <w:rPr>
           <w:i/>
         </w:rPr>
-        <w:t xml:space="preserve"> 9070 Trädklädd betesmark </w:t>
+        <w:t xml:space="preserve"> 9070 Trädklädd betesmark</w:t>
       </w:r>
       <w:r>
         <w:t xml:space="preserve"> (SLU Artdatabanken, 2024).</w:t>
@@ -805,7 +805,7 @@
     <w:r>
       <w:tab/>
       <w:tab/>
-      <w:t>2026-03-02</w:t>
+      <w:t>2026-03-03</w:t>
       <w:br/>
       <w:br/>
     </w:r>

--- a/klagomål/A 3575-2026 FSC-klagomål.docx
+++ b/klagomål/A 3575-2026 FSC-klagomål.docx
@@ -805,7 +805,7 @@
     <w:r>
       <w:tab/>
       <w:tab/>
-      <w:t>2026-03-03</w:t>
+      <w:t>2026-03-04</w:t>
       <w:br/>
       <w:br/>
     </w:r>

--- a/klagomål/A 3575-2026 FSC-klagomål.docx
+++ b/klagomål/A 3575-2026 FSC-klagomål.docx
@@ -805,7 +805,7 @@
     <w:r>
       <w:tab/>
       <w:tab/>
-      <w:t>2026-03-04</w:t>
+      <w:t>2026-03-05</w:t>
       <w:br/>
       <w:br/>
     </w:r>

--- a/klagomål/A 3575-2026 FSC-klagomål.docx
+++ b/klagomål/A 3575-2026 FSC-klagomål.docx
@@ -805,7 +805,7 @@
     <w:r>
       <w:tab/>
       <w:tab/>
-      <w:t>2026-03-05</w:t>
+      <w:t>2026-03-06</w:t>
       <w:br/>
       <w:br/>
     </w:r>

--- a/klagomål/A 3575-2026 FSC-klagomål.docx
+++ b/klagomål/A 3575-2026 FSC-klagomål.docx
@@ -805,7 +805,7 @@
     <w:r>
       <w:tab/>
       <w:tab/>
-      <w:t>2026-03-06</w:t>
+      <w:t>2026-03-07</w:t>
       <w:br/>
       <w:br/>
     </w:r>

--- a/klagomål/A 3575-2026 FSC-klagomål.docx
+++ b/klagomål/A 3575-2026 FSC-klagomål.docx
@@ -805,7 +805,7 @@
     <w:r>
       <w:tab/>
       <w:tab/>
-      <w:t>2026-03-07</w:t>
+      <w:t>2026-03-08</w:t>
       <w:br/>
       <w:br/>
     </w:r>

--- a/klagomål/A 3575-2026 FSC-klagomål.docx
+++ b/klagomål/A 3575-2026 FSC-klagomål.docx
@@ -805,7 +805,7 @@
     <w:r>
       <w:tab/>
       <w:tab/>
-      <w:t>2026-03-08</w:t>
+      <w:t>2026-03-09</w:t>
       <w:br/>
       <w:br/>
     </w:r>

--- a/klagomål/A 3575-2026 FSC-klagomål.docx
+++ b/klagomål/A 3575-2026 FSC-klagomål.docx
@@ -805,7 +805,7 @@
     <w:r>
       <w:tab/>
       <w:tab/>
-      <w:t>2026-03-09</w:t>
+      <w:t>2026-03-10</w:t>
       <w:br/>
       <w:br/>
     </w:r>

--- a/klagomål/A 3575-2026 FSC-klagomål.docx
+++ b/klagomål/A 3575-2026 FSC-klagomål.docx
@@ -805,7 +805,7 @@
     <w:r>
       <w:tab/>
       <w:tab/>
-      <w:t>2026-03-10</w:t>
+      <w:t>2026-03-11</w:t>
       <w:br/>
       <w:br/>
     </w:r>

--- a/klagomål/A 3575-2026 FSC-klagomål.docx
+++ b/klagomål/A 3575-2026 FSC-klagomål.docx
@@ -805,7 +805,7 @@
     <w:r>
       <w:tab/>
       <w:tab/>
-      <w:t>2026-03-11</w:t>
+      <w:t>2026-03-12</w:t>
       <w:br/>
       <w:br/>
     </w:r>

--- a/klagomål/A 3575-2026 FSC-klagomål.docx
+++ b/klagomål/A 3575-2026 FSC-klagomål.docx
@@ -805,7 +805,7 @@
     <w:r>
       <w:tab/>
       <w:tab/>
-      <w:t>2026-03-12</w:t>
+      <w:t>2026-03-13</w:t>
       <w:br/>
       <w:br/>
     </w:r>

--- a/klagomål/A 3575-2026 FSC-klagomål.docx
+++ b/klagomål/A 3575-2026 FSC-klagomål.docx
@@ -814,7 +814,7 @@
     <w:r>
       <w:tab/>
       <w:tab/>
-      <w:t>2026-05-16</w:t>
+      <w:t>2026-05-17</w:t>
       <w:br/>
       <w:br/>
     </w:r>

--- a/klagomål/A 3575-2026 FSC-klagomål.docx
+++ b/klagomål/A 3575-2026 FSC-klagomål.docx
@@ -814,7 +814,7 @@
     <w:r>
       <w:tab/>
       <w:tab/>
-      <w:t>2026-05-17</w:t>
+      <w:t>2026-05-18</w:t>
       <w:br/>
       <w:br/>
     </w:r>

--- a/klagomål/A 3575-2026 FSC-klagomål.docx
+++ b/klagomål/A 3575-2026 FSC-klagomål.docx
@@ -814,7 +814,7 @@
     <w:r>
       <w:tab/>
       <w:tab/>
-      <w:t>2026-05-18</w:t>
+      <w:t>2026-05-19</w:t>
       <w:br/>
       <w:br/>
     </w:r>

--- a/klagomål/A 3575-2026 FSC-klagomål.docx
+++ b/klagomål/A 3575-2026 FSC-klagomål.docx
@@ -814,7 +814,7 @@
     <w:r>
       <w:tab/>
       <w:tab/>
-      <w:t>2026-06-15</w:t>
+      <w:t>2026-06-16</w:t>
       <w:br/>
       <w:br/>
     </w:r>

--- a/klagomål/A 3575-2026 FSC-klagomål.docx
+++ b/klagomål/A 3575-2026 FSC-klagomål.docx
@@ -814,7 +814,7 @@
     <w:r>
       <w:tab/>
       <w:tab/>
-      <w:t>2026-06-16</w:t>
+      <w:t>2026-06-17</w:t>
       <w:br/>
       <w:br/>
     </w:r>

--- a/klagomål/A 3575-2026 FSC-klagomål.docx
+++ b/klagomål/A 3575-2026 FSC-klagomål.docx
@@ -1,6 +1,6 @@
 
 <file path=word/document.xml><?xml version="1.0" encoding="utf-8"?>
-<w:document xmlns:wpc="http://schemas.microsoft.com/office/word/2010/wordprocessingCanvas" xmlns:cx="http://schemas.microsoft.com/office/drawing/2014/chartex" xmlns:cx1="http://schemas.microsoft.com/office/drawing/2015/9/8/chartex" xmlns:cx2="http://schemas.microsoft.com/office/drawing/2015/10/21/chartex" xmlns:cx3="http://schemas.microsoft.com/office/drawing/2016/5/9/chartex" xmlns:cx4="http://schemas.microsoft.com/office/drawing/2016/5/10/chartex" xmlns:cx5="http://schemas.microsoft.com/office/drawing/2016/5/11/chartex" xmlns:cx6="http://schemas.microsoft.com/office/drawing/2016/5/12/chartex" xmlns:cx7="http://schemas.microsoft.com/office/drawing/2016/5/13/chartex" xmlns:cx8="http://schemas.microsoft.com/office/drawing/2016/5/14/chartex" xmlns:mc="http://schemas.openxmlformats.org/markup-compatibility/2006" xmlns:aink="http://schemas.microsoft.com/office/drawing/2016/ink" xmlns:am3d="http://schemas.microsoft.com/office/drawing/2017/model3d" xmlns:o="urn:schemas-microsoft-com:office:office" xmlns:oel="http://schemas.microsoft.com/office/2019/extlst" xmlns:r="http://schemas.openxmlformats.org/officeDocument/2006/relationships" xmlns:m="http://schemas.openxmlformats.org/officeDocument/2006/math" xmlns:v="urn:schemas-microsoft-com:vml" xmlns:wp14="http://schemas.microsoft.com/office/word/2010/wordprocessingDrawing" xmlns:wp="http://schemas.openxmlformats.org/drawingml/2006/wordprocessingDrawing" xmlns:w10="urn:schemas-microsoft-com:office:word" xmlns:w="http://schemas.openxmlformats.org/wordprocessingml/2006/main" xmlns:w14="http://schemas.microsoft.com/office/word/2010/wordml" xmlns:w15="http://schemas.microsoft.com/office/word/2012/wordml" xmlns:w16cex="http://schemas.microsoft.com/office/word/2018/wordml/cex" xmlns:w16cid="http://schemas.microsoft.com/office/word/2016/wordml/cid" xmlns:w16="http://schemas.microsoft.com/office/word/2018/wordml" xmlns:w16sdtdh="http://schemas.microsoft.com/office/word/2020/wordml/sdtdatahash" xmlns:w16se="http://schemas.microsoft.com/office/word/2015/wordml/symex" xmlns:wpg="http://schemas.microsoft.com/office/word/2010/wordprocessingGroup" xmlns:wpi="http://schemas.microsoft.com/office/word/2010/wordprocessingInk" xmlns:wne="http://schemas.microsoft.com/office/word/2006/wordml" xmlns:wps="http://schemas.microsoft.com/office/word/2010/wordprocessingShape" mc:Ignorable="w14 w15 w16se w16cid w16 w16cex w16sdtdh wp14">
+<w:document xmlns:wpc="http://schemas.microsoft.com/office/word/2010/wordprocessingCanvas" xmlns:cx="http://schemas.microsoft.com/office/drawing/2014/chartex" xmlns:cx1="http://schemas.microsoft.com/office/drawing/2015/9/8/chartex" xmlns:cx2="http://schemas.microsoft.com/office/drawing/2015/10/21/chartex" xmlns:cx3="http://schemas.microsoft.com/office/drawing/2016/5/9/chartex" xmlns:cx4="http://schemas.microsoft.com/office/drawing/2016/5/10/chartex" xmlns:cx5="http://schemas.microsoft.com/office/drawing/2016/5/11/chartex" xmlns:cx6="http://schemas.microsoft.com/office/drawing/2016/5/12/chartex" xmlns:cx7="http://schemas.microsoft.com/office/drawing/2016/5/13/chartex" xmlns:cx8="http://schemas.microsoft.com/office/drawing/2016/5/14/chartex" xmlns:mc="http://schemas.openxmlformats.org/markup-compatibility/2006" xmlns:aink="http://schemas.microsoft.com/office/drawing/2016/ink" xmlns:am3d="http://schemas.microsoft.com/office/drawing/2017/model3d" xmlns:o="urn:schemas-microsoft-com:office:office" xmlns:oel="http://schemas.microsoft.com/office/2019/extlst" xmlns:r="http://schemas.openxmlformats.org/officeDocument/2006/relationships" xmlns:m="http://schemas.openxmlformats.org/officeDocument/2006/math" xmlns:v="urn:schemas-microsoft-com:vml" xmlns:wp14="http://schemas.microsoft.com/office/word/2010/wordprocessingDrawing" xmlns:wp="http://schemas.openxmlformats.org/drawingml/2006/wordprocessingDrawing" xmlns:w10="urn:schemas-microsoft-com:office:word" xmlns:w="http://schemas.openxmlformats.org/wordprocessingml/2006/main" xmlns:w14="http://schemas.microsoft.com/office/word/2010/wordml" xmlns:w15="http://schemas.microsoft.com/office/word/2012/wordml" xmlns:w16cex="http://schemas.microsoft.com/office/word/2018/wordml/cex" xmlns:w16cid="http://schemas.microsoft.com/office/word/2016/wordml/cid" xmlns:w16="http://schemas.microsoft.com/office/word/2018/wordml" xmlns:w16du="http://schemas.microsoft.com/office/word/2023/wordml/word16du" xmlns:w16sdtdh="http://schemas.microsoft.com/office/word/2020/wordml/sdtdatahash" xmlns:w16sdtfl="http://schemas.microsoft.com/office/word/2024/wordml/sdtformatlock" xmlns:w16se="http://schemas.microsoft.com/office/word/2015/wordml/symex" xmlns:wpg="http://schemas.microsoft.com/office/word/2010/wordprocessingGroup" xmlns:wpi="http://schemas.microsoft.com/office/word/2010/wordprocessingInk" xmlns:wne="http://schemas.microsoft.com/office/word/2006/wordml" xmlns:wps="http://schemas.microsoft.com/office/word/2010/wordprocessingShape" mc:Ignorable="w14 w15 w16se w16cid w16 w16cex w16sdtdh w16sdtfl w16du wp14">
   <w:body>
     <w:p>
       <w:r>
@@ -163,17 +163,17 @@
         <w:pStyle w:val="Title"/>
       </w:pPr>
       <w:r>
-        <w:t>Inledande FSC- /PEFC-klagomål – information om höga naturvärden i avverkningsanmälan A 3575-2026 i Sollefteå kommun</w:t>
+        <w:t>Inledande FSC- /PEFC-klagomål – information om höga naturvärden och fridlysta arter i avverkningsanmälan A 3575-2026 i Sollefteå kommun</w:t>
       </w:r>
     </w:p>
     <w:p>
       <w:r>
-        <w:t>Detta dokument behandlar höga naturvärden i avverkningsanmälan A 3575-2026 i Sollefteå kommun. Denna avverkningsanmälan inkom 2026-01-20 17:06:17 och omfattar 4,7 ha.</w:t>
+        <w:t>Detta dokument behandlar höga naturvärden i avverkningsanmälan A 3575-2026 i Sollefteå kommun som inkom 2026-01-20 och omfattar 4,7 ha.</w:t>
       </w:r>
     </w:p>
     <w:p>
       <w:r>
-        <w:t>Nedan presenteras fynd av naturvårdsarter som gjorts i det avverkningsanmälda området, samt relevanta utdrag ur standarderna för FSC, Chain of Custody, Controlled Wood och PEFC.</w:t>
+        <w:t>Nedan presenteras fynd av naturvårdsarter och fridlysta arter som gjorts i det avverkningsanmälda området, samt relevanta utdrag ur standarderna för FSC, Chain of Custody, Controlled Wood och PEFC. I BILAGA 1 finns artfakta om fridlysta och rödlistade arter.</w:t>
       </w:r>
     </w:p>
     <w:p>
@@ -191,12 +191,15 @@
     </w:p>
     <w:p>
       <w:r>
-        <w:t>I avverkningsanmälan har följande 5 naturvårdsarter hittats: garnlav (NT), rosenticka (NT), stjärntagging (NT), ullticka (NT) och vedticka (S). Av dessa är 4 rödlistade. För rödlistade arter har rödlistekategorin angivits inom parentes. Arter som är signalarter enligt Skogsstyrelsen har markerats med (S).</w:t>
+        <w:t>I och inom 24 meter från avverkningsanmälan har följande 9 naturvårdsarter hittats: garnlav (VU, T), lunglav (NT, T), rosenticka (NT, T), stjärntagging (NT, T), ullticka (NT, T), luddlav (S, T), stuplav (S, T), vedticka (S, T) och spillkråka (T, §4). Av dessa är 5 rödlistade. För rödlistade arter har rödlistekategorin angivits inom parentes. Arter som är signalarter enligt Skogsstyrelsen har markerats med (S). Typiska arter inom Natura 2000 som är kopplade till skogsekosystem har markerats med (T). För fridlysta arter anges även paragrafen i Artskyddsförordningen som arten är fridlyst enligt.</w:t>
       </w:r>
     </w:p>
     <w:p>
       <w:r>
-        <w:t>De påträffade naturvårdsarterna är ett tydligt kvitto på att detta rör sig om en skog med höga naturvärden. I Figur 1 visas en karta över det avverkningsanmälda området, där samtliga fyndplatser för naturvårdsarter som finns registrerade på Artportalen har markerats.</w:t>
+        <w:t>De påträffade naturvårdsarterna är ett tydligt kvitto på att det rör sig om en skog med höga naturvärden.</w:t>
+      </w:r>
+      <w:r>
+        <w:t xml:space="preserve"> I Figur 1 visas fyndplatser för naturvårdsarter i området, som finns registrerade på Artportalen.</w:t>
       </w:r>
     </w:p>
     <w:p>
@@ -206,7 +209,7 @@
       <w:r>
         <w:drawing>
           <wp:inline xmlns:a="http://schemas.openxmlformats.org/drawingml/2006/main" xmlns:pic="http://schemas.openxmlformats.org/drawingml/2006/picture">
-            <wp:extent cx="5486400" cy="4309685"/>
+            <wp:extent cx="5451937" cy="5688000"/>
             <wp:docPr id="1" name="Picture 1"/>
             <wp:cNvGraphicFramePr>
               <a:graphicFrameLocks noChangeAspect="1"/>
@@ -227,7 +230,7 @@
                   <pic:spPr>
                     <a:xfrm>
                       <a:off x="0" y="0"/>
-                      <a:ext cx="5486400" cy="4309685"/>
+                      <a:ext cx="5451937" cy="5688000"/>
                     </a:xfrm>
                     <a:prstGeom prst="rect"/>
                   </pic:spPr>
@@ -241,9 +244,79 @@
     <w:p>
       <w:pPr>
         <w:pStyle w:val="Caption"/>
+        <w:spacing w:after="240"/>
       </w:pPr>
       <w:r>
-        <w:t>Figur 1. Fyndplatser för naturvårdsarter i det avverkningsanmälda området (röd linje). Markörer utan svart kant är placerade på fyndplatsen. Markörer med svart kant är placerade vid sidan av fyndplatsen och har ett svart streck som visar fyndplatsens exakta position. Kartans mittpunktskoordinat är N 7032558, E 603433 i SWEREF 99 TM.</w:t>
+        <w:t>Figur 1. Fyndplatser för naturvårdsarter i och inom 24 meter från avverkningsanmälan (röd linje). Markörer utan svart kant är placerade på fyndplatsen. Markörer med svart kant är placerade vid sidan av fyndplatsen och har ett svart streck som visar fyndplatsens exakta position. Kartans mittpunktskoordinat är N 7032558, E 603433 i SWEREF 99 TM.</w:t>
+      </w:r>
+    </w:p>
+    <w:p>
+      <w:pPr>
+        <w:pStyle w:val="Heading2"/>
+      </w:pPr>
+      <w:r>
+        <w:t>Fridlysta arter</w:t>
+      </w:r>
+    </w:p>
+    <w:p>
+      <w:r>
+        <w:t>Följande fridlysta arter har sina livsmiljöer och växtplatser i den avverkningsanmälda skogen: spillkråka (T, §4).</w:t>
+      </w:r>
+    </w:p>
+    <w:p>
+      <w:r>
+        <w:t xml:space="preserve">Observera att medlemsländerna är skyldiga att agera i enlighet med EU:s fågeldirektiv där det uttryckligen står att direktivet gäller för fåglar samt för deras ägg, bon och </w:t>
+      </w:r>
+      <w:r>
+        <w:rPr>
+          <w:b/>
+        </w:rPr>
+        <w:t xml:space="preserve">livsmiljöer </w:t>
+      </w:r>
+      <w:r>
+        <w:t>(artikel 1). Vidare att de åtgärder som vidtas inte får leda till en försämring av den nuvarande situationen beträffande bevarandet av de fågelarter som avses i artikel 1 (artikel 13). Fågeldirektivet är styrande för tillsynsansvariga myndigheters ärendehantering, ställningstaganden och beslutsfattande.</w:t>
+      </w:r>
+    </w:p>
+    <w:p>
+      <w:r>
+        <w:rPr>
+          <w:b/>
+        </w:rPr>
+        <w:t>Spillkråka (§4)</w:t>
+      </w:r>
+      <w:r>
+        <w:t xml:space="preserve"> omfattas av bilaga 1 i EU:s fågeldirektiv och är typisk art för </w:t>
+      </w:r>
+      <w:r>
+        <w:rPr>
+          <w:i/>
+        </w:rPr>
+        <w:t xml:space="preserve">9010 Taiga </w:t>
+      </w:r>
+      <w:r>
+        <w:t>och</w:t>
+      </w:r>
+      <w:r>
+        <w:rPr>
+          <w:i/>
+        </w:rPr>
+        <w:t xml:space="preserve"> 9740 Skogsbevuxen myr</w:t>
+      </w:r>
+      <w:r>
+        <w:t>. Den behöver grova träd, främst tall, asp och bok som boträd. Skogsbruk med korta omloppstider och täta, homogena ungskogar utgör det största hotet. Spillkråka är en nyckelart i skogliga miljöer vars övergivna bohål utnyttjas av flera andra hålhäckande fågelarter och fladdermöss, däribland pärluggla (EN, §4), knipa (§4), salskrake (§4) och skogsduva (§4). Hökuggla (VU, §4) och slaguggla (§4) häckar ofta i högstubbar som brutits av i höjd med ett gammalt spillkråkebo (SLU Artdatabanken, 2026; Skogsstyrelsen, 2016).</w:t>
+      </w:r>
+    </w:p>
+    <w:p>
+      <w:r>
+        <w:t>I BILAGA 1 finns mer detaljerad information om ekologi samt krav på livsmiljö hos fridlysta arter.</w:t>
+      </w:r>
+    </w:p>
+    <w:p>
+      <w:pPr>
+        <w:pStyle w:val="Heading2"/>
+      </w:pPr>
+      <w:r>
+        <w:t>Övriga naturvårdsarter</w:t>
       </w:r>
     </w:p>
     <w:p>
@@ -280,6 +353,100 @@
         <w:rPr>
           <w:b/>
         </w:rPr>
+        <w:t>Luddlav</w:t>
+      </w:r>
+      <w:r>
+        <w:t xml:space="preserve"> signalerar lång skoglig kontinuitet med ett stabilt lokal- och mikroklimat med hög och jämn fuktighet. Luddlav är typisk art för </w:t>
+      </w:r>
+      <w:r>
+        <w:rPr>
+          <w:i/>
+        </w:rPr>
+        <w:t>9010 Taiga,</w:t>
+      </w:r>
+      <w:r>
+        <w:t xml:space="preserve"> </w:t>
+      </w:r>
+      <w:r>
+        <w:rPr>
+          <w:i/>
+        </w:rPr>
+        <w:t xml:space="preserve">9020 Nordlig ädellövskog, 9070 Trädklädd betesmark, 9110 Näringsfattig bokskog, 9180 Ädellövskog i branter </w:t>
+      </w:r>
+      <w:r>
+        <w:t>och</w:t>
+      </w:r>
+      <w:r>
+        <w:rPr>
+          <w:i/>
+        </w:rPr>
+        <w:t xml:space="preserve"> 9190 Näringsfattig ekskog </w:t>
+      </w:r>
+      <w:r>
+        <w:t>(Nitare &amp; Skogsstyrelsen, 2019; SLU Artdatabanken, 2025).</w:t>
+      </w:r>
+    </w:p>
+    <w:p>
+      <w:r>
+        <w:rPr>
+          <w:b/>
+        </w:rPr>
+        <w:t>Lunglav (NT)</w:t>
+      </w:r>
+      <w:r>
+        <w:t xml:space="preserve"> är en av vårt lands främsta signalarter som överallt indikerar gamla lövträd, skogsbestånd med höga naturvärden och ekosystem med långskoglig kontinuitet. Lokalt kan förekomsten vara mycket riklig men den hittas nästan enbart i gamla och ej slutavverkade skogar. Artens samtliga förekomster bör uppmärksammas från naturvårdssynpunkt, då många lokaler även hyser andra ovanliga och rödlistade arter. Rikliga förekomster bör skyddas med biotopskydd, frivilliga avsättningar eller reservat. På lunglav kan de sällsynta lavparasiterna lunglavshårprick (CR), </w:t>
+      </w:r>
+      <w:r>
+        <w:rPr>
+          <w:i/>
+        </w:rPr>
+        <w:t>Abrothallus diederichii</w:t>
+      </w:r>
+      <w:r>
+        <w:t xml:space="preserve"> (VU), </w:t>
+      </w:r>
+      <w:r>
+        <w:rPr>
+          <w:i/>
+        </w:rPr>
+        <w:t>Abrothallus lobariae</w:t>
+      </w:r>
+      <w:r>
+        <w:t xml:space="preserve"> (VU), </w:t>
+      </w:r>
+      <w:r>
+        <w:rPr>
+          <w:i/>
+        </w:rPr>
+        <w:t>Calycina lobariae</w:t>
+      </w:r>
+      <w:r>
+        <w:t xml:space="preserve"> (VU), lunglavsknapp (VU) och skrovelmössing (VU) påträffas. Lunglav är typisk art för </w:t>
+      </w:r>
+      <w:r>
+        <w:rPr>
+          <w:i/>
+        </w:rPr>
+        <w:t>9010 Taiga, 9020 Nordlig ädellövskog, 9110 Näringsfattig bokskog, 9130 Näringsrik bokskog, 9160 Näringsrik ekskog, 9180 Ädellövskog i branter, 9190 Näringsfattig ekskog, 9070 Trädklädd betesmark, 9040 Fjällbjörkskog</w:t>
+      </w:r>
+      <w:r>
+        <w:t xml:space="preserve"> och</w:t>
+      </w:r>
+      <w:r>
+        <w:rPr>
+          <w:i/>
+        </w:rPr>
+        <w:t xml:space="preserve"> 6530 Lövängar</w:t>
+      </w:r>
+      <w:r>
+        <w:t xml:space="preserve"> (SLU Artdatabanken, 2026; Nitare &amp; Skogsstyrelsen, 2019).</w:t>
+      </w:r>
+    </w:p>
+    <w:p>
+      <w:r>
+        <w:rPr>
+          <w:b/>
+        </w:rPr>
         <w:t>Rosenticka (NT)</w:t>
       </w:r>
       <w:r>
@@ -331,6 +498,62 @@
       </w:r>
       <w:r>
         <w:t xml:space="preserve"> (SLU Artdatabanken, 2024; Nitare &amp; Skogsstyrelsen, 2019).</w:t>
+      </w:r>
+    </w:p>
+    <w:p>
+      <w:r>
+        <w:rPr>
+          <w:b/>
+        </w:rPr>
+        <w:t>Stuplav</w:t>
+      </w:r>
+      <w:r>
+        <w:t xml:space="preserve"> är en mycket bra signalart i hela sitt utbredningsområde och förekommer nästan enbart i skogsmiljöer med höga naturvärden. Den indikerar långvarig förekomst av gamla lövträd och miljöer med konstant hög luftfuktighet. I skogar med suboceaniskt klimat finns det en mycket sällsynt parasit, njurlavsknapp </w:t>
+      </w:r>
+      <w:r>
+        <w:rPr>
+          <w:i/>
+        </w:rPr>
+        <w:t>Pletocarpon nephromeum</w:t>
+      </w:r>
+      <w:r>
+        <w:t xml:space="preserve"> (EN), som växer på stuplav. Ytterligare tre sällsynta lavparasiter, </w:t>
+      </w:r>
+      <w:r>
+        <w:rPr>
+          <w:i/>
+        </w:rPr>
+        <w:t>Protounguicularia nephromatis</w:t>
+      </w:r>
+      <w:r>
+        <w:t xml:space="preserve"> (VU), </w:t>
+      </w:r>
+      <w:r>
+        <w:rPr>
+          <w:i/>
+        </w:rPr>
+        <w:t>Refractohilum galligenum</w:t>
+      </w:r>
+      <w:r>
+        <w:t xml:space="preserve"> (NT) och </w:t>
+      </w:r>
+      <w:r>
+        <w:rPr>
+          <w:i/>
+        </w:rPr>
+        <w:t>Roselliniella nephromatis</w:t>
+      </w:r>
+      <w:r>
+        <w:t xml:space="preserve"> (DD), kan också påträffas på stuplav. Stuplav är typisk art för </w:t>
+      </w:r>
+      <w:r>
+        <w:rPr>
+          <w:i/>
+        </w:rPr>
+        <w:t>9010 Taiga</w:t>
+      </w:r>
+      <w:r>
+        <w:t xml:space="preserve"> (SLU Artdatabanken, 2026; Nitare &amp; Skogsstyrelsen, 2019).</w:t>
       </w:r>
     </w:p>
     <w:p>
@@ -461,6 +684,22 @@
       <w:r>
         <w:t>I den avverkningsanmälda skogen har fridlysta arter sina livsmiljöer och växtplatser. Att skada de fridlysta arternas livsmiljöer, växtplatser eller ekologiska funktion är inte tillåtet enligt artskyddsförordningen.</w:t>
       </w:r>
+      <w:r>
+        <w:rPr>
+          <w:i/>
+        </w:rPr>
+        <w:t xml:space="preserve"> EU:s medlemsländer och skogsbolag är skyldiga att agera i enlighet med EU:s fågeldirektiv där det uttryckligen står att direktivet gäller för fåglar samt för deras ägg, bon och </w:t>
+      </w:r>
+      <w:r>
+        <w:rPr>
+          <w:b/>
+          <w:i/>
+        </w:rPr>
+        <w:t xml:space="preserve">livsmiljöer </w:t>
+      </w:r>
+      <w:r>
+        <w:t>(artikel 1). Vidare att de åtgärder som vidtas inte får leda till en försämring av den nuvarande situationen beträffande bevarandet av de fågelarter som avses i artikel 1 (artikel 13).</w:t>
+      </w:r>
     </w:p>
     <w:p>
       <w:r>
@@ -499,7 +738,7 @@
         <w:rPr>
           <w:i/>
         </w:rPr>
-        <w:t>I det avverkningsanmälda skogsområdet har 5 naturvårdsarter varav 4 rödlistade arter sina livsmiljöer och växtplatser.</w:t>
+        <w:t>I det avverkningsanmälda skogsområdet har 9 naturvårdsarter varav 5 rödlistade arter sina livsmiljöer och växtplatser.</w:t>
       </w:r>
     </w:p>
     <w:p>
@@ -684,6 +923,192 @@
           <w:i/>
         </w:rPr>
         <w:t>I den avverkningsanmälda skogen har fridlysta arter sina livsmiljöer och växtplatser. Att skada de fridlysta arternas livsmiljöer, växtplatser eller ekologiska funktion är inte tillåtet enligt artskyddsförordningen</w:t>
+      </w:r>
+    </w:p>
+    <w:p>
+      <w:r>
+        <w:br w:type="page"/>
+      </w:r>
+    </w:p>
+    <w:p>
+      <w:pPr>
+        <w:pStyle w:val="Title"/>
+      </w:pPr>
+      <w:r>
+        <w:t>BILAGA 1 –</w:t>
+        <w:br/>
+        <w:t>Fridlysta och rödlistade arter</w:t>
+      </w:r>
+    </w:p>
+    <w:p>
+      <w:pPr>
+        <w:pStyle w:val="Heading1"/>
+      </w:pPr>
+      <w:r>
+        <w:t>Lunglav – ekologi samt krav på livsmiljön</w:t>
+      </w:r>
+    </w:p>
+    <w:p>
+      <w:r>
+        <w:t xml:space="preserve">Lunglav (NT) är en av vårt lands främsta signalarter som överallt indikerar gamla lövträd, skogsbestånd med höga naturvärden och ekosystem med lång skoglig kontinuitet. Lokalt kan förekomsten vara mycket riklig men den hittas nästan enbart i gamla och ej slutavverkade skogar. Artens samtliga förekomster bör uppmärksammas från naturvårdssynpunkt, då många lokaler även hyser andra ovanliga och rödlistade arter, däribland de sällsynta lavparasiterna lunglavshårprick (CR), </w:t>
+      </w:r>
+      <w:r>
+        <w:rPr>
+          <w:i/>
+        </w:rPr>
+        <w:t>Abrothallus diederichii</w:t>
+      </w:r>
+      <w:r>
+        <w:t xml:space="preserve"> (VU), </w:t>
+      </w:r>
+      <w:r>
+        <w:rPr>
+          <w:i/>
+        </w:rPr>
+        <w:t>Abrothallus lobariae</w:t>
+      </w:r>
+      <w:r>
+        <w:t xml:space="preserve"> (VU), </w:t>
+      </w:r>
+      <w:r>
+        <w:rPr>
+          <w:i/>
+        </w:rPr>
+        <w:t>Calycina lobariae</w:t>
+      </w:r>
+      <w:r>
+        <w:t xml:space="preserve"> (VU), lunglavsknapp (VU) och skrovelmössing (VU), som växer på lunglav. Rikliga förekomster med lunglav bör skyddas med biotopskydd, frivilliga avsättningar eller reservat (SLU Artdatabanken, 2026; Nitare &amp; Skogsstyrelsen, 2019).</w:t>
+      </w:r>
+    </w:p>
+    <w:p>
+      <w:r>
+        <w:t xml:space="preserve">Lunglav är typisk art för </w:t>
+      </w:r>
+      <w:r>
+        <w:rPr>
+          <w:i/>
+        </w:rPr>
+        <w:t>9010 Taiga, 9020 Nordlig ädellövskog, 9110 Näringsfattig bokskog, 9130 Näringsrik bokskog, 9160 Näringsrik ekskog, 9180 Ädellövskog i branter, 9190 Näringsfattig ekskog, 9070 Trädklädd betesmark, 9040 Fjällbjörkskog</w:t>
+      </w:r>
+      <w:r>
+        <w:t xml:space="preserve"> och</w:t>
+      </w:r>
+      <w:r>
+        <w:rPr>
+          <w:i/>
+        </w:rPr>
+        <w:t xml:space="preserve"> 6530 Lövängar</w:t>
+      </w:r>
+      <w:r>
+        <w:t xml:space="preserve"> (SLU Artdatabanken, 2026).</w:t>
+      </w:r>
+    </w:p>
+    <w:p>
+      <w:pPr>
+        <w:pStyle w:val="Heading2"/>
+      </w:pPr>
+      <w:r>
+        <w:t>Referenser – lunglav</w:t>
+      </w:r>
+    </w:p>
+    <w:p>
+      <w:r>
+        <w:t xml:space="preserve">Nitare, J. och Skogsstyrelsen, 2019. </w:t>
+      </w:r>
+      <w:r>
+        <w:rPr>
+          <w:i/>
+        </w:rPr>
+        <w:t xml:space="preserve">Skyddsvärd skog – Naturvårdsarter och andra kriterier för naturvärdesbedömning. </w:t>
+      </w:r>
+      <w:r>
+        <w:t>Skogsstyrelsen.</w:t>
+      </w:r>
+    </w:p>
+    <w:p>
+      <w:r>
+        <w:t xml:space="preserve">SLU Artdatabanken, 2026. </w:t>
+      </w:r>
+      <w:r>
+        <w:rPr>
+          <w:i/>
+        </w:rPr>
+        <w:t xml:space="preserve">Artfaktablad. Naturvård – artfakta. </w:t>
+      </w:r>
+      <w:r>
+        <w:t>SLU Artdatabanken, Uppsala.</w:t>
+      </w:r>
+    </w:p>
+    <w:p>
+      <w:pPr>
+        <w:pStyle w:val="Heading1"/>
+      </w:pPr>
+      <w:r>
+        <w:t>Spillkråka – ekologi samt krav på livsmiljön</w:t>
+      </w:r>
+    </w:p>
+    <w:p>
+      <w:r>
+        <w:t xml:space="preserve">Spillkråka (§4) ingår i bilaga 1 EU:s fågeldirektiv och är typisk art för </w:t>
+      </w:r>
+      <w:r>
+        <w:rPr>
+          <w:i/>
+        </w:rPr>
+        <w:t xml:space="preserve">9010 Taiga </w:t>
+      </w:r>
+      <w:r>
+        <w:t>och</w:t>
+      </w:r>
+      <w:r>
+        <w:rPr>
+          <w:i/>
+        </w:rPr>
+        <w:t xml:space="preserve"> 9740 Skogsbevuxen myr</w:t>
+      </w:r>
+      <w:r>
+        <w:t>. Den lever i både barr- och blandskog liksom i ren lövskog. De tätaste populationerna tenderar att finnas i äldre, variationsrik blandskog med gott om död ved och gamla träd. Varje par utnyttjar 400–1000 hektar skog beroende på skogens kvalitet. Skogsbruk med korta omloppstider och täta, homogena ungskogar utgör det största hotet (SLU Artdatabanken, 2026).</w:t>
+      </w:r>
+    </w:p>
+    <w:p>
+      <w:r>
+        <w:t>Spillkråka är en nyckelart i skogliga miljöer vars övergivna bohål utnyttjas av flera andra hålhäckande fågelarter och fladdermöss, däribland pärluggla (EN, §4), knipa (§4), salskrake (§4) och skogsduva (§4). Hökuggla (VU, §4) och slaguggla (§4) häckar ofta i högstubbar som brutits av i höjd med ett gammalt spillkråkebo (Skogsstyrelsen, 2016).</w:t>
+      </w:r>
+    </w:p>
+    <w:p>
+      <w:pPr>
+        <w:pStyle w:val="Heading2"/>
+      </w:pPr>
+      <w:r>
+        <w:t>Referenser – spillkråka</w:t>
+      </w:r>
+    </w:p>
+    <w:p>
+      <w:r>
+        <w:t xml:space="preserve">Skogsstyrelsen, 2016. </w:t>
+      </w:r>
+      <w:r>
+        <w:rPr>
+          <w:i/>
+        </w:rPr>
+        <w:t xml:space="preserve">Vägledning för hänsyn till spillkråka. </w:t>
+      </w:r>
+      <w:r>
+        <w:t>Vägledningar och kunskapsstöd artskydd – Skogsstyrelsen.</w:t>
+      </w:r>
+    </w:p>
+    <w:p>
+      <w:r>
+        <w:t xml:space="preserve">SLU Artdatabanken, 2026. </w:t>
+      </w:r>
+      <w:r>
+        <w:rPr>
+          <w:i/>
+        </w:rPr>
+        <w:t xml:space="preserve">Artfaktablad. Naturvård – artfakta. </w:t>
+      </w:r>
+      <w:r>
+        <w:t>SLU Artdatabanken, Uppsala.</w:t>
       </w:r>
     </w:p>
     <w:sectPr>
@@ -704,7 +1129,7 @@
 </file>
 
 <file path=word/endnotes.xml><?xml version="1.0" encoding="utf-8"?>
-<w:endnotes xmlns:wpc="http://schemas.microsoft.com/office/word/2010/wordprocessingCanvas" xmlns:cx="http://schemas.microsoft.com/office/drawing/2014/chartex" xmlns:cx1="http://schemas.microsoft.com/office/drawing/2015/9/8/chartex" xmlns:cx2="http://schemas.microsoft.com/office/drawing/2015/10/21/chartex" xmlns:cx3="http://schemas.microsoft.com/office/drawing/2016/5/9/chartex" xmlns:cx4="http://schemas.microsoft.com/office/drawing/2016/5/10/chartex" xmlns:cx5="http://schemas.microsoft.com/office/drawing/2016/5/11/chartex" xmlns:cx6="http://schemas.microsoft.com/office/drawing/2016/5/12/chartex" xmlns:cx7="http://schemas.microsoft.com/office/drawing/2016/5/13/chartex" xmlns:cx8="http://schemas.microsoft.com/office/drawing/2016/5/14/chartex" xmlns:mc="http://schemas.openxmlformats.org/markup-compatibility/2006" xmlns:aink="http://schemas.microsoft.com/office/drawing/2016/ink" xmlns:am3d="http://schemas.microsoft.com/office/drawing/2017/model3d" xmlns:o="urn:schemas-microsoft-com:office:office" xmlns:oel="http://schemas.microsoft.com/office/2019/extlst" xmlns:r="http://schemas.openxmlformats.org/officeDocument/2006/relationships" xmlns:m="http://schemas.openxmlformats.org/officeDocument/2006/math" xmlns:v="urn:schemas-microsoft-com:vml" xmlns:wp14="http://schemas.microsoft.com/office/word/2010/wordprocessingDrawing" xmlns:wp="http://schemas.openxmlformats.org/drawingml/2006/wordprocessingDrawing" xmlns:w10="urn:schemas-microsoft-com:office:word" xmlns:w="http://schemas.openxmlformats.org/wordprocessingml/2006/main" xmlns:w14="http://schemas.microsoft.com/office/word/2010/wordml" xmlns:w15="http://schemas.microsoft.com/office/word/2012/wordml" xmlns:w16cex="http://schemas.microsoft.com/office/word/2018/wordml/cex" xmlns:w16cid="http://schemas.microsoft.com/office/word/2016/wordml/cid" xmlns:w16="http://schemas.microsoft.com/office/word/2018/wordml" xmlns:w16sdtdh="http://schemas.microsoft.com/office/word/2020/wordml/sdtdatahash" xmlns:w16se="http://schemas.microsoft.com/office/word/2015/wordml/symex" xmlns:wpg="http://schemas.microsoft.com/office/word/2010/wordprocessingGroup" xmlns:wpi="http://schemas.microsoft.com/office/word/2010/wordprocessingInk" xmlns:wne="http://schemas.microsoft.com/office/word/2006/wordml" xmlns:wps="http://schemas.microsoft.com/office/word/2010/wordprocessingShape" mc:Ignorable="w14 w15 w16se w16cid w16 w16cex w16sdtdh wp14">
+<w:endnotes xmlns:wpc="http://schemas.microsoft.com/office/word/2010/wordprocessingCanvas" xmlns:cx="http://schemas.microsoft.com/office/drawing/2014/chartex" xmlns:cx1="http://schemas.microsoft.com/office/drawing/2015/9/8/chartex" xmlns:cx2="http://schemas.microsoft.com/office/drawing/2015/10/21/chartex" xmlns:cx3="http://schemas.microsoft.com/office/drawing/2016/5/9/chartex" xmlns:cx4="http://schemas.microsoft.com/office/drawing/2016/5/10/chartex" xmlns:cx5="http://schemas.microsoft.com/office/drawing/2016/5/11/chartex" xmlns:cx6="http://schemas.microsoft.com/office/drawing/2016/5/12/chartex" xmlns:cx7="http://schemas.microsoft.com/office/drawing/2016/5/13/chartex" xmlns:cx8="http://schemas.microsoft.com/office/drawing/2016/5/14/chartex" xmlns:mc="http://schemas.openxmlformats.org/markup-compatibility/2006" xmlns:aink="http://schemas.microsoft.com/office/drawing/2016/ink" xmlns:am3d="http://schemas.microsoft.com/office/drawing/2017/model3d" xmlns:o="urn:schemas-microsoft-com:office:office" xmlns:oel="http://schemas.microsoft.com/office/2019/extlst" xmlns:r="http://schemas.openxmlformats.org/officeDocument/2006/relationships" xmlns:m="http://schemas.openxmlformats.org/officeDocument/2006/math" xmlns:v="urn:schemas-microsoft-com:vml" xmlns:wp14="http://schemas.microsoft.com/office/word/2010/wordprocessingDrawing" xmlns:wp="http://schemas.openxmlformats.org/drawingml/2006/wordprocessingDrawing" xmlns:w10="urn:schemas-microsoft-com:office:word" xmlns:w="http://schemas.openxmlformats.org/wordprocessingml/2006/main" xmlns:w14="http://schemas.microsoft.com/office/word/2010/wordml" xmlns:w15="http://schemas.microsoft.com/office/word/2012/wordml" xmlns:w16cex="http://schemas.microsoft.com/office/word/2018/wordml/cex" xmlns:w16cid="http://schemas.microsoft.com/office/word/2016/wordml/cid" xmlns:w16="http://schemas.microsoft.com/office/word/2018/wordml" xmlns:w16du="http://schemas.microsoft.com/office/word/2023/wordml/word16du" xmlns:w16sdtdh="http://schemas.microsoft.com/office/word/2020/wordml/sdtdatahash" xmlns:w16sdtfl="http://schemas.microsoft.com/office/word/2024/wordml/sdtformatlock" xmlns:w16se="http://schemas.microsoft.com/office/word/2015/wordml/symex" xmlns:wpg="http://schemas.microsoft.com/office/word/2010/wordprocessingGroup" xmlns:wpi="http://schemas.microsoft.com/office/word/2010/wordprocessingInk" xmlns:wne="http://schemas.microsoft.com/office/word/2006/wordml" xmlns:wps="http://schemas.microsoft.com/office/word/2010/wordprocessingShape" mc:Ignorable="w14 w15 w16se w16cid w16 w16cex w16sdtdh w16sdtfl w16du wp14">
   <w:endnote w:type="separator" w:id="-1">
     <w:p>
       <w:pPr>
@@ -729,7 +1154,7 @@
 </file>
 
 <file path=word/footer1.xml><?xml version="1.0" encoding="utf-8"?>
-<w:ftr xmlns:wpc="http://schemas.microsoft.com/office/word/2010/wordprocessingCanvas" xmlns:cx="http://schemas.microsoft.com/office/drawing/2014/chartex" xmlns:cx1="http://schemas.microsoft.com/office/drawing/2015/9/8/chartex" xmlns:cx2="http://schemas.microsoft.com/office/drawing/2015/10/21/chartex" xmlns:cx3="http://schemas.microsoft.com/office/drawing/2016/5/9/chartex" xmlns:cx4="http://schemas.microsoft.com/office/drawing/2016/5/10/chartex" xmlns:cx5="http://schemas.microsoft.com/office/drawing/2016/5/11/chartex" xmlns:cx6="http://schemas.microsoft.com/office/drawing/2016/5/12/chartex" xmlns:cx7="http://schemas.microsoft.com/office/drawing/2016/5/13/chartex" xmlns:cx8="http://schemas.microsoft.com/office/drawing/2016/5/14/chartex" xmlns:mc="http://schemas.openxmlformats.org/markup-compatibility/2006" xmlns:aink="http://schemas.microsoft.com/office/drawing/2016/ink" xmlns:am3d="http://schemas.microsoft.com/office/drawing/2017/model3d" xmlns:o="urn:schemas-microsoft-com:office:office" xmlns:oel="http://schemas.microsoft.com/office/2019/extlst" xmlns:r="http://schemas.openxmlformats.org/officeDocument/2006/relationships" xmlns:m="http://schemas.openxmlformats.org/officeDocument/2006/math" xmlns:v="urn:schemas-microsoft-com:vml" xmlns:wp14="http://schemas.microsoft.com/office/word/2010/wordprocessingDrawing" xmlns:wp="http://schemas.openxmlformats.org/drawingml/2006/wordprocessingDrawing" xmlns:w10="urn:schemas-microsoft-com:office:word" xmlns:w="http://schemas.openxmlformats.org/wordprocessingml/2006/main" xmlns:w14="http://schemas.microsoft.com/office/word/2010/wordml" xmlns:w15="http://schemas.microsoft.com/office/word/2012/wordml" xmlns:w16cex="http://schemas.microsoft.com/office/word/2018/wordml/cex" xmlns:w16cid="http://schemas.microsoft.com/office/word/2016/wordml/cid" xmlns:w16="http://schemas.microsoft.com/office/word/2018/wordml" xmlns:w16sdtdh="http://schemas.microsoft.com/office/word/2020/wordml/sdtdatahash" xmlns:w16se="http://schemas.microsoft.com/office/word/2015/wordml/symex" xmlns:wpg="http://schemas.microsoft.com/office/word/2010/wordprocessingGroup" xmlns:wpi="http://schemas.microsoft.com/office/word/2010/wordprocessingInk" xmlns:wne="http://schemas.microsoft.com/office/word/2006/wordml" xmlns:wps="http://schemas.microsoft.com/office/word/2010/wordprocessingShape" mc:Ignorable="w14 w15 w16se w16cid w16 w16cex w16sdtdh wp14">
+<w:ftr xmlns:wpc="http://schemas.microsoft.com/office/word/2010/wordprocessingCanvas" xmlns:cx="http://schemas.microsoft.com/office/drawing/2014/chartex" xmlns:cx1="http://schemas.microsoft.com/office/drawing/2015/9/8/chartex" xmlns:cx2="http://schemas.microsoft.com/office/drawing/2015/10/21/chartex" xmlns:cx3="http://schemas.microsoft.com/office/drawing/2016/5/9/chartex" xmlns:cx4="http://schemas.microsoft.com/office/drawing/2016/5/10/chartex" xmlns:cx5="http://schemas.microsoft.com/office/drawing/2016/5/11/chartex" xmlns:cx6="http://schemas.microsoft.com/office/drawing/2016/5/12/chartex" xmlns:cx7="http://schemas.microsoft.com/office/drawing/2016/5/13/chartex" xmlns:cx8="http://schemas.microsoft.com/office/drawing/2016/5/14/chartex" xmlns:mc="http://schemas.openxmlformats.org/markup-compatibility/2006" xmlns:aink="http://schemas.microsoft.com/office/drawing/2016/ink" xmlns:am3d="http://schemas.microsoft.com/office/drawing/2017/model3d" xmlns:o="urn:schemas-microsoft-com:office:office" xmlns:oel="http://schemas.microsoft.com/office/2019/extlst" xmlns:r="http://schemas.openxmlformats.org/officeDocument/2006/relationships" xmlns:m="http://schemas.openxmlformats.org/officeDocument/2006/math" xmlns:v="urn:schemas-microsoft-com:vml" xmlns:wp14="http://schemas.microsoft.com/office/word/2010/wordprocessingDrawing" xmlns:wp="http://schemas.openxmlformats.org/drawingml/2006/wordprocessingDrawing" xmlns:w10="urn:schemas-microsoft-com:office:word" xmlns:w="http://schemas.openxmlformats.org/wordprocessingml/2006/main" xmlns:w14="http://schemas.microsoft.com/office/word/2010/wordml" xmlns:w15="http://schemas.microsoft.com/office/word/2012/wordml" xmlns:w16cex="http://schemas.microsoft.com/office/word/2018/wordml/cex" xmlns:w16cid="http://schemas.microsoft.com/office/word/2016/wordml/cid" xmlns:w16="http://schemas.microsoft.com/office/word/2018/wordml" xmlns:w16du="http://schemas.microsoft.com/office/word/2023/wordml/word16du" xmlns:w16sdtdh="http://schemas.microsoft.com/office/word/2020/wordml/sdtdatahash" xmlns:w16sdtfl="http://schemas.microsoft.com/office/word/2024/wordml/sdtformatlock" xmlns:w16se="http://schemas.microsoft.com/office/word/2015/wordml/symex" xmlns:wpg="http://schemas.microsoft.com/office/word/2010/wordprocessingGroup" xmlns:wpi="http://schemas.microsoft.com/office/word/2010/wordprocessingInk" xmlns:wne="http://schemas.microsoft.com/office/word/2006/wordml" xmlns:wps="http://schemas.microsoft.com/office/word/2010/wordprocessingShape" mc:Ignorable="w14 w15 w16se w16cid w16 w16cex w16sdtdh w16sdtfl w16du wp14">
   <w:p>
     <w:pPr>
       <w:pStyle w:val="Footer"/>
@@ -739,7 +1164,7 @@
 </file>
 
 <file path=word/footer2.xml><?xml version="1.0" encoding="utf-8"?>
-<w:ftr xmlns:wpc="http://schemas.microsoft.com/office/word/2010/wordprocessingCanvas" xmlns:cx="http://schemas.microsoft.com/office/drawing/2014/chartex" xmlns:cx1="http://schemas.microsoft.com/office/drawing/2015/9/8/chartex" xmlns:cx2="http://schemas.microsoft.com/office/drawing/2015/10/21/chartex" xmlns:cx3="http://schemas.microsoft.com/office/drawing/2016/5/9/chartex" xmlns:cx4="http://schemas.microsoft.com/office/drawing/2016/5/10/chartex" xmlns:cx5="http://schemas.microsoft.com/office/drawing/2016/5/11/chartex" xmlns:cx6="http://schemas.microsoft.com/office/drawing/2016/5/12/chartex" xmlns:cx7="http://schemas.microsoft.com/office/drawing/2016/5/13/chartex" xmlns:cx8="http://schemas.microsoft.com/office/drawing/2016/5/14/chartex" xmlns:mc="http://schemas.openxmlformats.org/markup-compatibility/2006" xmlns:aink="http://schemas.microsoft.com/office/drawing/2016/ink" xmlns:am3d="http://schemas.microsoft.com/office/drawing/2017/model3d" xmlns:o="urn:schemas-microsoft-com:office:office" xmlns:oel="http://schemas.microsoft.com/office/2019/extlst" xmlns:r="http://schemas.openxmlformats.org/officeDocument/2006/relationships" xmlns:m="http://schemas.openxmlformats.org/officeDocument/2006/math" xmlns:v="urn:schemas-microsoft-com:vml" xmlns:wp14="http://schemas.microsoft.com/office/word/2010/wordprocessingDrawing" xmlns:wp="http://schemas.openxmlformats.org/drawingml/2006/wordprocessingDrawing" xmlns:w10="urn:schemas-microsoft-com:office:word" xmlns:w="http://schemas.openxmlformats.org/wordprocessingml/2006/main" xmlns:w14="http://schemas.microsoft.com/office/word/2010/wordml" xmlns:w15="http://schemas.microsoft.com/office/word/2012/wordml" xmlns:w16cex="http://schemas.microsoft.com/office/word/2018/wordml/cex" xmlns:w16cid="http://schemas.microsoft.com/office/word/2016/wordml/cid" xmlns:w16="http://schemas.microsoft.com/office/word/2018/wordml" xmlns:w16sdtdh="http://schemas.microsoft.com/office/word/2020/wordml/sdtdatahash" xmlns:w16se="http://schemas.microsoft.com/office/word/2015/wordml/symex" xmlns:wpg="http://schemas.microsoft.com/office/word/2010/wordprocessingGroup" xmlns:wpi="http://schemas.microsoft.com/office/word/2010/wordprocessingInk" xmlns:wne="http://schemas.microsoft.com/office/word/2006/wordml" xmlns:wps="http://schemas.microsoft.com/office/word/2010/wordprocessingShape" mc:Ignorable="w14 w15 w16se w16cid w16 w16cex w16sdtdh wp14">
+<w:ftr xmlns:wpc="http://schemas.microsoft.com/office/word/2010/wordprocessingCanvas" xmlns:cx="http://schemas.microsoft.com/office/drawing/2014/chartex" xmlns:cx1="http://schemas.microsoft.com/office/drawing/2015/9/8/chartex" xmlns:cx2="http://schemas.microsoft.com/office/drawing/2015/10/21/chartex" xmlns:cx3="http://schemas.microsoft.com/office/drawing/2016/5/9/chartex" xmlns:cx4="http://schemas.microsoft.com/office/drawing/2016/5/10/chartex" xmlns:cx5="http://schemas.microsoft.com/office/drawing/2016/5/11/chartex" xmlns:cx6="http://schemas.microsoft.com/office/drawing/2016/5/12/chartex" xmlns:cx7="http://schemas.microsoft.com/office/drawing/2016/5/13/chartex" xmlns:cx8="http://schemas.microsoft.com/office/drawing/2016/5/14/chartex" xmlns:mc="http://schemas.openxmlformats.org/markup-compatibility/2006" xmlns:aink="http://schemas.microsoft.com/office/drawing/2016/ink" xmlns:am3d="http://schemas.microsoft.com/office/drawing/2017/model3d" xmlns:o="urn:schemas-microsoft-com:office:office" xmlns:oel="http://schemas.microsoft.com/office/2019/extlst" xmlns:r="http://schemas.openxmlformats.org/officeDocument/2006/relationships" xmlns:m="http://schemas.openxmlformats.org/officeDocument/2006/math" xmlns:v="urn:schemas-microsoft-com:vml" xmlns:wp14="http://schemas.microsoft.com/office/word/2010/wordprocessingDrawing" xmlns:wp="http://schemas.openxmlformats.org/drawingml/2006/wordprocessingDrawing" xmlns:w10="urn:schemas-microsoft-com:office:word" xmlns:w="http://schemas.openxmlformats.org/wordprocessingml/2006/main" xmlns:w14="http://schemas.microsoft.com/office/word/2010/wordml" xmlns:w15="http://schemas.microsoft.com/office/word/2012/wordml" xmlns:w16cex="http://schemas.microsoft.com/office/word/2018/wordml/cex" xmlns:w16cid="http://schemas.microsoft.com/office/word/2016/wordml/cid" xmlns:w16="http://schemas.microsoft.com/office/word/2018/wordml" xmlns:w16du="http://schemas.microsoft.com/office/word/2023/wordml/word16du" xmlns:w16sdtdh="http://schemas.microsoft.com/office/word/2020/wordml/sdtdatahash" xmlns:w16sdtfl="http://schemas.microsoft.com/office/word/2024/wordml/sdtformatlock" xmlns:w16se="http://schemas.microsoft.com/office/word/2015/wordml/symex" xmlns:wpg="http://schemas.microsoft.com/office/word/2010/wordprocessingGroup" xmlns:wpi="http://schemas.microsoft.com/office/word/2010/wordprocessingInk" xmlns:wne="http://schemas.microsoft.com/office/word/2006/wordml" xmlns:wps="http://schemas.microsoft.com/office/word/2010/wordprocessingShape" mc:Ignorable="w14 w15 w16se w16cid w16 w16cex w16sdtdh w16sdtfl w16du wp14">
   <w:p>
     <w:pPr>
       <w:pStyle w:val="Footer"/>
@@ -749,7 +1174,7 @@
 </file>
 
 <file path=word/footer3.xml><?xml version="1.0" encoding="utf-8"?>
-<w:ftr xmlns:wpc="http://schemas.microsoft.com/office/word/2010/wordprocessingCanvas" xmlns:cx="http://schemas.microsoft.com/office/drawing/2014/chartex" xmlns:cx1="http://schemas.microsoft.com/office/drawing/2015/9/8/chartex" xmlns:cx2="http://schemas.microsoft.com/office/drawing/2015/10/21/chartex" xmlns:cx3="http://schemas.microsoft.com/office/drawing/2016/5/9/chartex" xmlns:cx4="http://schemas.microsoft.com/office/drawing/2016/5/10/chartex" xmlns:cx5="http://schemas.microsoft.com/office/drawing/2016/5/11/chartex" xmlns:cx6="http://schemas.microsoft.com/office/drawing/2016/5/12/chartex" xmlns:cx7="http://schemas.microsoft.com/office/drawing/2016/5/13/chartex" xmlns:cx8="http://schemas.microsoft.com/office/drawing/2016/5/14/chartex" xmlns:mc="http://schemas.openxmlformats.org/markup-compatibility/2006" xmlns:aink="http://schemas.microsoft.com/office/drawing/2016/ink" xmlns:am3d="http://schemas.microsoft.com/office/drawing/2017/model3d" xmlns:o="urn:schemas-microsoft-com:office:office" xmlns:oel="http://schemas.microsoft.com/office/2019/extlst" xmlns:r="http://schemas.openxmlformats.org/officeDocument/2006/relationships" xmlns:m="http://schemas.openxmlformats.org/officeDocument/2006/math" xmlns:v="urn:schemas-microsoft-com:vml" xmlns:wp14="http://schemas.microsoft.com/office/word/2010/wordprocessingDrawing" xmlns:wp="http://schemas.openxmlformats.org/drawingml/2006/wordprocessingDrawing" xmlns:w10="urn:schemas-microsoft-com:office:word" xmlns:w="http://schemas.openxmlformats.org/wordprocessingml/2006/main" xmlns:w14="http://schemas.microsoft.com/office/word/2010/wordml" xmlns:w15="http://schemas.microsoft.com/office/word/2012/wordml" xmlns:w16cex="http://schemas.microsoft.com/office/word/2018/wordml/cex" xmlns:w16cid="http://schemas.microsoft.com/office/word/2016/wordml/cid" xmlns:w16="http://schemas.microsoft.com/office/word/2018/wordml" xmlns:w16sdtdh="http://schemas.microsoft.com/office/word/2020/wordml/sdtdatahash" xmlns:w16se="http://schemas.microsoft.com/office/word/2015/wordml/symex" xmlns:wpg="http://schemas.microsoft.com/office/word/2010/wordprocessingGroup" xmlns:wpi="http://schemas.microsoft.com/office/word/2010/wordprocessingInk" xmlns:wne="http://schemas.microsoft.com/office/word/2006/wordml" xmlns:wps="http://schemas.microsoft.com/office/word/2010/wordprocessingShape" mc:Ignorable="w14 w15 w16se w16cid w16 w16cex w16sdtdh wp14">
+<w:ftr xmlns:wpc="http://schemas.microsoft.com/office/word/2010/wordprocessingCanvas" xmlns:cx="http://schemas.microsoft.com/office/drawing/2014/chartex" xmlns:cx1="http://schemas.microsoft.com/office/drawing/2015/9/8/chartex" xmlns:cx2="http://schemas.microsoft.com/office/drawing/2015/10/21/chartex" xmlns:cx3="http://schemas.microsoft.com/office/drawing/2016/5/9/chartex" xmlns:cx4="http://schemas.microsoft.com/office/drawing/2016/5/10/chartex" xmlns:cx5="http://schemas.microsoft.com/office/drawing/2016/5/11/chartex" xmlns:cx6="http://schemas.microsoft.com/office/drawing/2016/5/12/chartex" xmlns:cx7="http://schemas.microsoft.com/office/drawing/2016/5/13/chartex" xmlns:cx8="http://schemas.microsoft.com/office/drawing/2016/5/14/chartex" xmlns:mc="http://schemas.openxmlformats.org/markup-compatibility/2006" xmlns:aink="http://schemas.microsoft.com/office/drawing/2016/ink" xmlns:am3d="http://schemas.microsoft.com/office/drawing/2017/model3d" xmlns:o="urn:schemas-microsoft-com:office:office" xmlns:oel="http://schemas.microsoft.com/office/2019/extlst" xmlns:r="http://schemas.openxmlformats.org/officeDocument/2006/relationships" xmlns:m="http://schemas.openxmlformats.org/officeDocument/2006/math" xmlns:v="urn:schemas-microsoft-com:vml" xmlns:wp14="http://schemas.microsoft.com/office/word/2010/wordprocessingDrawing" xmlns:wp="http://schemas.openxmlformats.org/drawingml/2006/wordprocessingDrawing" xmlns:w10="urn:schemas-microsoft-com:office:word" xmlns:w="http://schemas.openxmlformats.org/wordprocessingml/2006/main" xmlns:w14="http://schemas.microsoft.com/office/word/2010/wordml" xmlns:w15="http://schemas.microsoft.com/office/word/2012/wordml" xmlns:w16cex="http://schemas.microsoft.com/office/word/2018/wordml/cex" xmlns:w16cid="http://schemas.microsoft.com/office/word/2016/wordml/cid" xmlns:w16="http://schemas.microsoft.com/office/word/2018/wordml" xmlns:w16du="http://schemas.microsoft.com/office/word/2023/wordml/word16du" xmlns:w16sdtdh="http://schemas.microsoft.com/office/word/2020/wordml/sdtdatahash" xmlns:w16sdtfl="http://schemas.microsoft.com/office/word/2024/wordml/sdtformatlock" xmlns:w16se="http://schemas.microsoft.com/office/word/2015/wordml/symex" xmlns:wpg="http://schemas.microsoft.com/office/word/2010/wordprocessingGroup" xmlns:wpi="http://schemas.microsoft.com/office/word/2010/wordprocessingInk" xmlns:wne="http://schemas.microsoft.com/office/word/2006/wordml" xmlns:wps="http://schemas.microsoft.com/office/word/2010/wordprocessingShape" mc:Ignorable="w14 w15 w16se w16cid w16 w16cex w16sdtdh w16sdtfl w16du wp14">
   <w:p>
     <w:pPr>
       <w:pStyle w:val="Footer"/>
@@ -759,7 +1184,7 @@
 </file>
 
 <file path=word/footnotes.xml><?xml version="1.0" encoding="utf-8"?>
-<w:footnotes xmlns:wpc="http://schemas.microsoft.com/office/word/2010/wordprocessingCanvas" xmlns:cx="http://schemas.microsoft.com/office/drawing/2014/chartex" xmlns:cx1="http://schemas.microsoft.com/office/drawing/2015/9/8/chartex" xmlns:cx2="http://schemas.microsoft.com/office/drawing/2015/10/21/chartex" xmlns:cx3="http://schemas.microsoft.com/office/drawing/2016/5/9/chartex" xmlns:cx4="http://schemas.microsoft.com/office/drawing/2016/5/10/chartex" xmlns:cx5="http://schemas.microsoft.com/office/drawing/2016/5/11/chartex" xmlns:cx6="http://schemas.microsoft.com/office/drawing/2016/5/12/chartex" xmlns:cx7="http://schemas.microsoft.com/office/drawing/2016/5/13/chartex" xmlns:cx8="http://schemas.microsoft.com/office/drawing/2016/5/14/chartex" xmlns:mc="http://schemas.openxmlformats.org/markup-compatibility/2006" xmlns:aink="http://schemas.microsoft.com/office/drawing/2016/ink" xmlns:am3d="http://schemas.microsoft.com/office/drawing/2017/model3d" xmlns:o="urn:schemas-microsoft-com:office:office" xmlns:oel="http://schemas.microsoft.com/office/2019/extlst" xmlns:r="http://schemas.openxmlformats.org/officeDocument/2006/relationships" xmlns:m="http://schemas.openxmlformats.org/officeDocument/2006/math" xmlns:v="urn:schemas-microsoft-com:vml" xmlns:wp14="http://schemas.microsoft.com/office/word/2010/wordprocessingDrawing" xmlns:wp="http://schemas.openxmlformats.org/drawingml/2006/wordprocessingDrawing" xmlns:w10="urn:schemas-microsoft-com:office:word" xmlns:w="http://schemas.openxmlformats.org/wordprocessingml/2006/main" xmlns:w14="http://schemas.microsoft.com/office/word/2010/wordml" xmlns:w15="http://schemas.microsoft.com/office/word/2012/wordml" xmlns:w16cex="http://schemas.microsoft.com/office/word/2018/wordml/cex" xmlns:w16cid="http://schemas.microsoft.com/office/word/2016/wordml/cid" xmlns:w16="http://schemas.microsoft.com/office/word/2018/wordml" xmlns:w16sdtdh="http://schemas.microsoft.com/office/word/2020/wordml/sdtdatahash" xmlns:w16se="http://schemas.microsoft.com/office/word/2015/wordml/symex" xmlns:wpg="http://schemas.microsoft.com/office/word/2010/wordprocessingGroup" xmlns:wpi="http://schemas.microsoft.com/office/word/2010/wordprocessingInk" xmlns:wne="http://schemas.microsoft.com/office/word/2006/wordml" xmlns:wps="http://schemas.microsoft.com/office/word/2010/wordprocessingShape" mc:Ignorable="w14 w15 w16se w16cid w16 w16cex w16sdtdh wp14">
+<w:footnotes xmlns:wpc="http://schemas.microsoft.com/office/word/2010/wordprocessingCanvas" xmlns:cx="http://schemas.microsoft.com/office/drawing/2014/chartex" xmlns:cx1="http://schemas.microsoft.com/office/drawing/2015/9/8/chartex" xmlns:cx2="http://schemas.microsoft.com/office/drawing/2015/10/21/chartex" xmlns:cx3="http://schemas.microsoft.com/office/drawing/2016/5/9/chartex" xmlns:cx4="http://schemas.microsoft.com/office/drawing/2016/5/10/chartex" xmlns:cx5="http://schemas.microsoft.com/office/drawing/2016/5/11/chartex" xmlns:cx6="http://schemas.microsoft.com/office/drawing/2016/5/12/chartex" xmlns:cx7="http://schemas.microsoft.com/office/drawing/2016/5/13/chartex" xmlns:cx8="http://schemas.microsoft.com/office/drawing/2016/5/14/chartex" xmlns:mc="http://schemas.openxmlformats.org/markup-compatibility/2006" xmlns:aink="http://schemas.microsoft.com/office/drawing/2016/ink" xmlns:am3d="http://schemas.microsoft.com/office/drawing/2017/model3d" xmlns:o="urn:schemas-microsoft-com:office:office" xmlns:oel="http://schemas.microsoft.com/office/2019/extlst" xmlns:r="http://schemas.openxmlformats.org/officeDocument/2006/relationships" xmlns:m="http://schemas.openxmlformats.org/officeDocument/2006/math" xmlns:v="urn:schemas-microsoft-com:vml" xmlns:wp14="http://schemas.microsoft.com/office/word/2010/wordprocessingDrawing" xmlns:wp="http://schemas.openxmlformats.org/drawingml/2006/wordprocessingDrawing" xmlns:w10="urn:schemas-microsoft-com:office:word" xmlns:w="http://schemas.openxmlformats.org/wordprocessingml/2006/main" xmlns:w14="http://schemas.microsoft.com/office/word/2010/wordml" xmlns:w15="http://schemas.microsoft.com/office/word/2012/wordml" xmlns:w16cex="http://schemas.microsoft.com/office/word/2018/wordml/cex" xmlns:w16cid="http://schemas.microsoft.com/office/word/2016/wordml/cid" xmlns:w16="http://schemas.microsoft.com/office/word/2018/wordml" xmlns:w16du="http://schemas.microsoft.com/office/word/2023/wordml/word16du" xmlns:w16sdtdh="http://schemas.microsoft.com/office/word/2020/wordml/sdtdatahash" xmlns:w16sdtfl="http://schemas.microsoft.com/office/word/2024/wordml/sdtformatlock" xmlns:w16se="http://schemas.microsoft.com/office/word/2015/wordml/symex" xmlns:wpg="http://schemas.microsoft.com/office/word/2010/wordprocessingGroup" xmlns:wpi="http://schemas.microsoft.com/office/word/2010/wordprocessingInk" xmlns:wne="http://schemas.microsoft.com/office/word/2006/wordml" xmlns:wps="http://schemas.microsoft.com/office/word/2010/wordprocessingShape" mc:Ignorable="w14 w15 w16se w16cid w16 w16cex w16sdtdh w16sdtfl w16du wp14">
   <w:footnote w:type="separator" w:id="-1">
     <w:p>
       <w:pPr>
@@ -784,7 +1209,7 @@
 </file>
 
 <file path=word/header1.xml><?xml version="1.0" encoding="utf-8"?>
-<w:hdr xmlns:wpc="http://schemas.microsoft.com/office/word/2010/wordprocessingCanvas" xmlns:cx="http://schemas.microsoft.com/office/drawing/2014/chartex" xmlns:cx1="http://schemas.microsoft.com/office/drawing/2015/9/8/chartex" xmlns:cx2="http://schemas.microsoft.com/office/drawing/2015/10/21/chartex" xmlns:cx3="http://schemas.microsoft.com/office/drawing/2016/5/9/chartex" xmlns:cx4="http://schemas.microsoft.com/office/drawing/2016/5/10/chartex" xmlns:cx5="http://schemas.microsoft.com/office/drawing/2016/5/11/chartex" xmlns:cx6="http://schemas.microsoft.com/office/drawing/2016/5/12/chartex" xmlns:cx7="http://schemas.microsoft.com/office/drawing/2016/5/13/chartex" xmlns:cx8="http://schemas.microsoft.com/office/drawing/2016/5/14/chartex" xmlns:mc="http://schemas.openxmlformats.org/markup-compatibility/2006" xmlns:aink="http://schemas.microsoft.com/office/drawing/2016/ink" xmlns:am3d="http://schemas.microsoft.com/office/drawing/2017/model3d" xmlns:o="urn:schemas-microsoft-com:office:office" xmlns:oel="http://schemas.microsoft.com/office/2019/extlst" xmlns:r="http://schemas.openxmlformats.org/officeDocument/2006/relationships" xmlns:m="http://schemas.openxmlformats.org/officeDocument/2006/math" xmlns:v="urn:schemas-microsoft-com:vml" xmlns:wp14="http://schemas.microsoft.com/office/word/2010/wordprocessingDrawing" xmlns:wp="http://schemas.openxmlformats.org/drawingml/2006/wordprocessingDrawing" xmlns:w10="urn:schemas-microsoft-com:office:word" xmlns:w="http://schemas.openxmlformats.org/wordprocessingml/2006/main" xmlns:w14="http://schemas.microsoft.com/office/word/2010/wordml" xmlns:w15="http://schemas.microsoft.com/office/word/2012/wordml" xmlns:w16cex="http://schemas.microsoft.com/office/word/2018/wordml/cex" xmlns:w16cid="http://schemas.microsoft.com/office/word/2016/wordml/cid" xmlns:w16="http://schemas.microsoft.com/office/word/2018/wordml" xmlns:w16sdtdh="http://schemas.microsoft.com/office/word/2020/wordml/sdtdatahash" xmlns:w16se="http://schemas.microsoft.com/office/word/2015/wordml/symex" xmlns:wpg="http://schemas.microsoft.com/office/word/2010/wordprocessingGroup" xmlns:wpi="http://schemas.microsoft.com/office/word/2010/wordprocessingInk" xmlns:wne="http://schemas.microsoft.com/office/word/2006/wordml" xmlns:wps="http://schemas.microsoft.com/office/word/2010/wordprocessingShape" mc:Ignorable="w14 w15 w16se w16cid w16 w16cex w16sdtdh wp14">
+<w:hdr xmlns:wpc="http://schemas.microsoft.com/office/word/2010/wordprocessingCanvas" xmlns:cx="http://schemas.microsoft.com/office/drawing/2014/chartex" xmlns:cx1="http://schemas.microsoft.com/office/drawing/2015/9/8/chartex" xmlns:cx2="http://schemas.microsoft.com/office/drawing/2015/10/21/chartex" xmlns:cx3="http://schemas.microsoft.com/office/drawing/2016/5/9/chartex" xmlns:cx4="http://schemas.microsoft.com/office/drawing/2016/5/10/chartex" xmlns:cx5="http://schemas.microsoft.com/office/drawing/2016/5/11/chartex" xmlns:cx6="http://schemas.microsoft.com/office/drawing/2016/5/12/chartex" xmlns:cx7="http://schemas.microsoft.com/office/drawing/2016/5/13/chartex" xmlns:cx8="http://schemas.microsoft.com/office/drawing/2016/5/14/chartex" xmlns:mc="http://schemas.openxmlformats.org/markup-compatibility/2006" xmlns:aink="http://schemas.microsoft.com/office/drawing/2016/ink" xmlns:am3d="http://schemas.microsoft.com/office/drawing/2017/model3d" xmlns:o="urn:schemas-microsoft-com:office:office" xmlns:oel="http://schemas.microsoft.com/office/2019/extlst" xmlns:r="http://schemas.openxmlformats.org/officeDocument/2006/relationships" xmlns:m="http://schemas.openxmlformats.org/officeDocument/2006/math" xmlns:v="urn:schemas-microsoft-com:vml" xmlns:wp14="http://schemas.microsoft.com/office/word/2010/wordprocessingDrawing" xmlns:wp="http://schemas.openxmlformats.org/drawingml/2006/wordprocessingDrawing" xmlns:w10="urn:schemas-microsoft-com:office:word" xmlns:w="http://schemas.openxmlformats.org/wordprocessingml/2006/main" xmlns:w14="http://schemas.microsoft.com/office/word/2010/wordml" xmlns:w15="http://schemas.microsoft.com/office/word/2012/wordml" xmlns:w16cex="http://schemas.microsoft.com/office/word/2018/wordml/cex" xmlns:w16cid="http://schemas.microsoft.com/office/word/2016/wordml/cid" xmlns:w16="http://schemas.microsoft.com/office/word/2018/wordml" xmlns:w16du="http://schemas.microsoft.com/office/word/2023/wordml/word16du" xmlns:w16sdtdh="http://schemas.microsoft.com/office/word/2020/wordml/sdtdatahash" xmlns:w16sdtfl="http://schemas.microsoft.com/office/word/2024/wordml/sdtformatlock" xmlns:w16se="http://schemas.microsoft.com/office/word/2015/wordml/symex" xmlns:wpg="http://schemas.microsoft.com/office/word/2010/wordprocessingGroup" xmlns:wpi="http://schemas.microsoft.com/office/word/2010/wordprocessingInk" xmlns:wne="http://schemas.microsoft.com/office/word/2006/wordml" xmlns:wps="http://schemas.microsoft.com/office/word/2010/wordprocessingShape" mc:Ignorable="w14 w15 w16se w16cid w16 w16cex w16sdtdh w16sdtfl w16du wp14">
   <w:p>
     <w:pPr>
       <w:pStyle w:val="Header"/>
@@ -794,7 +1219,7 @@
 </file>
 
 <file path=word/header2.xml><?xml version="1.0" encoding="utf-8"?>
-<w:hdr xmlns:wpc="http://schemas.microsoft.com/office/word/2010/wordprocessingCanvas" xmlns:cx="http://schemas.microsoft.com/office/drawing/2014/chartex" xmlns:cx1="http://schemas.microsoft.com/office/drawing/2015/9/8/chartex" xmlns:cx2="http://schemas.microsoft.com/office/drawing/2015/10/21/chartex" xmlns:cx3="http://schemas.microsoft.com/office/drawing/2016/5/9/chartex" xmlns:cx4="http://schemas.microsoft.com/office/drawing/2016/5/10/chartex" xmlns:cx5="http://schemas.microsoft.com/office/drawing/2016/5/11/chartex" xmlns:cx6="http://schemas.microsoft.com/office/drawing/2016/5/12/chartex" xmlns:cx7="http://schemas.microsoft.com/office/drawing/2016/5/13/chartex" xmlns:cx8="http://schemas.microsoft.com/office/drawing/2016/5/14/chartex" xmlns:mc="http://schemas.openxmlformats.org/markup-compatibility/2006" xmlns:aink="http://schemas.microsoft.com/office/drawing/2016/ink" xmlns:am3d="http://schemas.microsoft.com/office/drawing/2017/model3d" xmlns:o="urn:schemas-microsoft-com:office:office" xmlns:oel="http://schemas.microsoft.com/office/2019/extlst" xmlns:r="http://schemas.openxmlformats.org/officeDocument/2006/relationships" xmlns:m="http://schemas.openxmlformats.org/officeDocument/2006/math" xmlns:v="urn:schemas-microsoft-com:vml" xmlns:wp14="http://schemas.microsoft.com/office/word/2010/wordprocessingDrawing" xmlns:wp="http://schemas.openxmlformats.org/drawingml/2006/wordprocessingDrawing" xmlns:w10="urn:schemas-microsoft-com:office:word" xmlns:w="http://schemas.openxmlformats.org/wordprocessingml/2006/main" xmlns:w14="http://schemas.microsoft.com/office/word/2010/wordml" xmlns:w15="http://schemas.microsoft.com/office/word/2012/wordml" xmlns:w16cex="http://schemas.microsoft.com/office/word/2018/wordml/cex" xmlns:w16cid="http://schemas.microsoft.com/office/word/2016/wordml/cid" xmlns:w16="http://schemas.microsoft.com/office/word/2018/wordml" xmlns:w16sdtdh="http://schemas.microsoft.com/office/word/2020/wordml/sdtdatahash" xmlns:w16se="http://schemas.microsoft.com/office/word/2015/wordml/symex" xmlns:wpg="http://schemas.microsoft.com/office/word/2010/wordprocessingGroup" xmlns:wpi="http://schemas.microsoft.com/office/word/2010/wordprocessingInk" xmlns:wne="http://schemas.microsoft.com/office/word/2006/wordml" xmlns:wps="http://schemas.microsoft.com/office/word/2010/wordprocessingShape" mc:Ignorable="w14 w15 w16se w16cid w16 w16cex w16sdtdh wp14">
+<w:hdr xmlns:wpc="http://schemas.microsoft.com/office/word/2010/wordprocessingCanvas" xmlns:cx="http://schemas.microsoft.com/office/drawing/2014/chartex" xmlns:cx1="http://schemas.microsoft.com/office/drawing/2015/9/8/chartex" xmlns:cx2="http://schemas.microsoft.com/office/drawing/2015/10/21/chartex" xmlns:cx3="http://schemas.microsoft.com/office/drawing/2016/5/9/chartex" xmlns:cx4="http://schemas.microsoft.com/office/drawing/2016/5/10/chartex" xmlns:cx5="http://schemas.microsoft.com/office/drawing/2016/5/11/chartex" xmlns:cx6="http://schemas.microsoft.com/office/drawing/2016/5/12/chartex" xmlns:cx7="http://schemas.microsoft.com/office/drawing/2016/5/13/chartex" xmlns:cx8="http://schemas.microsoft.com/office/drawing/2016/5/14/chartex" xmlns:mc="http://schemas.openxmlformats.org/markup-compatibility/2006" xmlns:aink="http://schemas.microsoft.com/office/drawing/2016/ink" xmlns:am3d="http://schemas.microsoft.com/office/drawing/2017/model3d" xmlns:o="urn:schemas-microsoft-com:office:office" xmlns:oel="http://schemas.microsoft.com/office/2019/extlst" xmlns:r="http://schemas.openxmlformats.org/officeDocument/2006/relationships" xmlns:m="http://schemas.openxmlformats.org/officeDocument/2006/math" xmlns:v="urn:schemas-microsoft-com:vml" xmlns:wp14="http://schemas.microsoft.com/office/word/2010/wordprocessingDrawing" xmlns:wp="http://schemas.openxmlformats.org/drawingml/2006/wordprocessingDrawing" xmlns:w10="urn:schemas-microsoft-com:office:word" xmlns:w="http://schemas.openxmlformats.org/wordprocessingml/2006/main" xmlns:w14="http://schemas.microsoft.com/office/word/2010/wordml" xmlns:w15="http://schemas.microsoft.com/office/word/2012/wordml" xmlns:w16cex="http://schemas.microsoft.com/office/word/2018/wordml/cex" xmlns:w16cid="http://schemas.microsoft.com/office/word/2016/wordml/cid" xmlns:w16="http://schemas.microsoft.com/office/word/2018/wordml" xmlns:w16du="http://schemas.microsoft.com/office/word/2023/wordml/word16du" xmlns:w16sdtdh="http://schemas.microsoft.com/office/word/2020/wordml/sdtdatahash" xmlns:w16sdtfl="http://schemas.microsoft.com/office/word/2024/wordml/sdtformatlock" xmlns:w16se="http://schemas.microsoft.com/office/word/2015/wordml/symex" xmlns:wpg="http://schemas.microsoft.com/office/word/2010/wordprocessingGroup" xmlns:wpi="http://schemas.microsoft.com/office/word/2010/wordprocessingInk" xmlns:wne="http://schemas.microsoft.com/office/word/2006/wordml" xmlns:wps="http://schemas.microsoft.com/office/word/2010/wordprocessingShape" mc:Ignorable="w14 w15 w16se w16cid w16 w16cex w16sdtdh w16sdtfl w16du wp14">
   <w:p>
     <w:pPr>
       <w:pStyle w:val="Header"/>
@@ -805,7 +1230,7 @@
 </file>
 
 <file path=word/header3.xml><?xml version="1.0" encoding="utf-8"?>
-<w:hdr xmlns:wpc="http://schemas.microsoft.com/office/word/2010/wordprocessingCanvas" xmlns:cx="http://schemas.microsoft.com/office/drawing/2014/chartex" xmlns:cx1="http://schemas.microsoft.com/office/drawing/2015/9/8/chartex" xmlns:cx2="http://schemas.microsoft.com/office/drawing/2015/10/21/chartex" xmlns:cx3="http://schemas.microsoft.com/office/drawing/2016/5/9/chartex" xmlns:cx4="http://schemas.microsoft.com/office/drawing/2016/5/10/chartex" xmlns:cx5="http://schemas.microsoft.com/office/drawing/2016/5/11/chartex" xmlns:cx6="http://schemas.microsoft.com/office/drawing/2016/5/12/chartex" xmlns:cx7="http://schemas.microsoft.com/office/drawing/2016/5/13/chartex" xmlns:cx8="http://schemas.microsoft.com/office/drawing/2016/5/14/chartex" xmlns:mc="http://schemas.openxmlformats.org/markup-compatibility/2006" xmlns:aink="http://schemas.microsoft.com/office/drawing/2016/ink" xmlns:am3d="http://schemas.microsoft.com/office/drawing/2017/model3d" xmlns:o="urn:schemas-microsoft-com:office:office" xmlns:oel="http://schemas.microsoft.com/office/2019/extlst" xmlns:r="http://schemas.openxmlformats.org/officeDocument/2006/relationships" xmlns:m="http://schemas.openxmlformats.org/officeDocument/2006/math" xmlns:v="urn:schemas-microsoft-com:vml" xmlns:wp14="http://schemas.microsoft.com/office/word/2010/wordprocessingDrawing" xmlns:wp="http://schemas.openxmlformats.org/drawingml/2006/wordprocessingDrawing" xmlns:w10="urn:schemas-microsoft-com:office:word" xmlns:w="http://schemas.openxmlformats.org/wordprocessingml/2006/main" xmlns:w14="http://schemas.microsoft.com/office/word/2010/wordml" xmlns:w15="http://schemas.microsoft.com/office/word/2012/wordml" xmlns:w16cex="http://schemas.microsoft.com/office/word/2018/wordml/cex" xmlns:w16cid="http://schemas.microsoft.com/office/word/2016/wordml/cid" xmlns:w16="http://schemas.microsoft.com/office/word/2018/wordml" xmlns:w16sdtdh="http://schemas.microsoft.com/office/word/2020/wordml/sdtdatahash" xmlns:w16se="http://schemas.microsoft.com/office/word/2015/wordml/symex" xmlns:wpg="http://schemas.microsoft.com/office/word/2010/wordprocessingGroup" xmlns:wpi="http://schemas.microsoft.com/office/word/2010/wordprocessingInk" xmlns:wne="http://schemas.microsoft.com/office/word/2006/wordml" xmlns:wps="http://schemas.microsoft.com/office/word/2010/wordprocessingShape" mc:Ignorable="w14 w15 w16se w16cid w16 w16cex w16sdtdh wp14">
+<w:hdr xmlns:wpc="http://schemas.microsoft.com/office/word/2010/wordprocessingCanvas" xmlns:cx="http://schemas.microsoft.com/office/drawing/2014/chartex" xmlns:cx1="http://schemas.microsoft.com/office/drawing/2015/9/8/chartex" xmlns:cx2="http://schemas.microsoft.com/office/drawing/2015/10/21/chartex" xmlns:cx3="http://schemas.microsoft.com/office/drawing/2016/5/9/chartex" xmlns:cx4="http://schemas.microsoft.com/office/drawing/2016/5/10/chartex" xmlns:cx5="http://schemas.microsoft.com/office/drawing/2016/5/11/chartex" xmlns:cx6="http://schemas.microsoft.com/office/drawing/2016/5/12/chartex" xmlns:cx7="http://schemas.microsoft.com/office/drawing/2016/5/13/chartex" xmlns:cx8="http://schemas.microsoft.com/office/drawing/2016/5/14/chartex" xmlns:mc="http://schemas.openxmlformats.org/markup-compatibility/2006" xmlns:aink="http://schemas.microsoft.com/office/drawing/2016/ink" xmlns:am3d="http://schemas.microsoft.com/office/drawing/2017/model3d" xmlns:o="urn:schemas-microsoft-com:office:office" xmlns:oel="http://schemas.microsoft.com/office/2019/extlst" xmlns:r="http://schemas.openxmlformats.org/officeDocument/2006/relationships" xmlns:m="http://schemas.openxmlformats.org/officeDocument/2006/math" xmlns:v="urn:schemas-microsoft-com:vml" xmlns:wp14="http://schemas.microsoft.com/office/word/2010/wordprocessingDrawing" xmlns:wp="http://schemas.openxmlformats.org/drawingml/2006/wordprocessingDrawing" xmlns:w10="urn:schemas-microsoft-com:office:word" xmlns:w="http://schemas.openxmlformats.org/wordprocessingml/2006/main" xmlns:w14="http://schemas.microsoft.com/office/word/2010/wordml" xmlns:w15="http://schemas.microsoft.com/office/word/2012/wordml" xmlns:w16cex="http://schemas.microsoft.com/office/word/2018/wordml/cex" xmlns:w16cid="http://schemas.microsoft.com/office/word/2016/wordml/cid" xmlns:w16="http://schemas.microsoft.com/office/word/2018/wordml" xmlns:w16du="http://schemas.microsoft.com/office/word/2023/wordml/word16du" xmlns:w16sdtdh="http://schemas.microsoft.com/office/word/2020/wordml/sdtdatahash" xmlns:w16sdtfl="http://schemas.microsoft.com/office/word/2024/wordml/sdtformatlock" xmlns:w16se="http://schemas.microsoft.com/office/word/2015/wordml/symex" xmlns:wpg="http://schemas.microsoft.com/office/word/2010/wordprocessingGroup" xmlns:wpi="http://schemas.microsoft.com/office/word/2010/wordprocessingInk" xmlns:wne="http://schemas.microsoft.com/office/word/2006/wordml" xmlns:wps="http://schemas.microsoft.com/office/word/2010/wordprocessingShape" mc:Ignorable="w14 w15 w16se w16cid w16 w16cex w16sdtdh w16sdtfl w16du wp14">
   <w:p>
     <w:pPr>
       <w:pStyle w:val="Header"/>
@@ -814,7 +1239,7 @@
     <w:r>
       <w:tab/>
       <w:tab/>
-      <w:t>2026-06-17</w:t>
+      <w:t>2026-06-18</w:t>
       <w:br/>
       <w:br/>
     </w:r>
@@ -831,7 +1256,7 @@
 </file>
 
 <file path=word/numbering.xml><?xml version="1.0" encoding="utf-8"?>
-<w:numbering xmlns:wpc="http://schemas.microsoft.com/office/word/2010/wordprocessingCanvas" xmlns:cx="http://schemas.microsoft.com/office/drawing/2014/chartex" xmlns:cx1="http://schemas.microsoft.com/office/drawing/2015/9/8/chartex" xmlns:cx2="http://schemas.microsoft.com/office/drawing/2015/10/21/chartex" xmlns:cx3="http://schemas.microsoft.com/office/drawing/2016/5/9/chartex" xmlns:cx4="http://schemas.microsoft.com/office/drawing/2016/5/10/chartex" xmlns:cx5="http://schemas.microsoft.com/office/drawing/2016/5/11/chartex" xmlns:cx6="http://schemas.microsoft.com/office/drawing/2016/5/12/chartex" xmlns:cx7="http://schemas.microsoft.com/office/drawing/2016/5/13/chartex" xmlns:cx8="http://schemas.microsoft.com/office/drawing/2016/5/14/chartex" xmlns:mc="http://schemas.openxmlformats.org/markup-compatibility/2006" xmlns:aink="http://schemas.microsoft.com/office/drawing/2016/ink" xmlns:am3d="http://schemas.microsoft.com/office/drawing/2017/model3d" xmlns:o="urn:schemas-microsoft-com:office:office" xmlns:oel="http://schemas.microsoft.com/office/2019/extlst" xmlns:r="http://schemas.openxmlformats.org/officeDocument/2006/relationships" xmlns:m="http://schemas.openxmlformats.org/officeDocument/2006/math" xmlns:v="urn:schemas-microsoft-com:vml" xmlns:wp14="http://schemas.microsoft.com/office/word/2010/wordprocessingDrawing" xmlns:wp="http://schemas.openxmlformats.org/drawingml/2006/wordprocessingDrawing" xmlns:w10="urn:schemas-microsoft-com:office:word" xmlns:w="http://schemas.openxmlformats.org/wordprocessingml/2006/main" xmlns:w14="http://schemas.microsoft.com/office/word/2010/wordml" xmlns:w15="http://schemas.microsoft.com/office/word/2012/wordml" xmlns:w16cex="http://schemas.microsoft.com/office/word/2018/wordml/cex" xmlns:w16cid="http://schemas.microsoft.com/office/word/2016/wordml/cid" xmlns:w16="http://schemas.microsoft.com/office/word/2018/wordml" xmlns:w16sdtdh="http://schemas.microsoft.com/office/word/2020/wordml/sdtdatahash" xmlns:w16se="http://schemas.microsoft.com/office/word/2015/wordml/symex" xmlns:wpg="http://schemas.microsoft.com/office/word/2010/wordprocessingGroup" xmlns:wpi="http://schemas.microsoft.com/office/word/2010/wordprocessingInk" xmlns:wne="http://schemas.microsoft.com/office/word/2006/wordml" xmlns:wps="http://schemas.microsoft.com/office/word/2010/wordprocessingShape" mc:Ignorable="w14 w15 w16se w16cid w16 w16cex w16sdtdh wp14">
+<w:numbering xmlns:wpc="http://schemas.microsoft.com/office/word/2010/wordprocessingCanvas" xmlns:cx="http://schemas.microsoft.com/office/drawing/2014/chartex" xmlns:cx1="http://schemas.microsoft.com/office/drawing/2015/9/8/chartex" xmlns:cx2="http://schemas.microsoft.com/office/drawing/2015/10/21/chartex" xmlns:cx3="http://schemas.microsoft.com/office/drawing/2016/5/9/chartex" xmlns:cx4="http://schemas.microsoft.com/office/drawing/2016/5/10/chartex" xmlns:cx5="http://schemas.microsoft.com/office/drawing/2016/5/11/chartex" xmlns:cx6="http://schemas.microsoft.com/office/drawing/2016/5/12/chartex" xmlns:cx7="http://schemas.microsoft.com/office/drawing/2016/5/13/chartex" xmlns:cx8="http://schemas.microsoft.com/office/drawing/2016/5/14/chartex" xmlns:mc="http://schemas.openxmlformats.org/markup-compatibility/2006" xmlns:aink="http://schemas.microsoft.com/office/drawing/2016/ink" xmlns:am3d="http://schemas.microsoft.com/office/drawing/2017/model3d" xmlns:o="urn:schemas-microsoft-com:office:office" xmlns:oel="http://schemas.microsoft.com/office/2019/extlst" xmlns:r="http://schemas.openxmlformats.org/officeDocument/2006/relationships" xmlns:m="http://schemas.openxmlformats.org/officeDocument/2006/math" xmlns:v="urn:schemas-microsoft-com:vml" xmlns:wp14="http://schemas.microsoft.com/office/word/2010/wordprocessingDrawing" xmlns:wp="http://schemas.openxmlformats.org/drawingml/2006/wordprocessingDrawing" xmlns:w10="urn:schemas-microsoft-com:office:word" xmlns:w="http://schemas.openxmlformats.org/wordprocessingml/2006/main" xmlns:w14="http://schemas.microsoft.com/office/word/2010/wordml" xmlns:w15="http://schemas.microsoft.com/office/word/2012/wordml" xmlns:w16cex="http://schemas.microsoft.com/office/word/2018/wordml/cex" xmlns:w16cid="http://schemas.microsoft.com/office/word/2016/wordml/cid" xmlns:w16="http://schemas.microsoft.com/office/word/2018/wordml" xmlns:w16du="http://schemas.microsoft.com/office/word/2023/wordml/word16du" xmlns:w16sdtdh="http://schemas.microsoft.com/office/word/2020/wordml/sdtdatahash" xmlns:w16sdtfl="http://schemas.microsoft.com/office/word/2024/wordml/sdtformatlock" xmlns:w16se="http://schemas.microsoft.com/office/word/2015/wordml/symex" xmlns:wpg="http://schemas.microsoft.com/office/word/2010/wordprocessingGroup" xmlns:wpi="http://schemas.microsoft.com/office/word/2010/wordprocessingInk" xmlns:wne="http://schemas.microsoft.com/office/word/2006/wordml" xmlns:wps="http://schemas.microsoft.com/office/word/2010/wordprocessingShape" mc:Ignorable="w14 w15 w16se w16cid w16 w16cex w16sdtdh w16sdtfl w16du wp14">
   <w:abstractNum w:abstractNumId="0" w15:restartNumberingAfterBreak="0">
     <w:nsid w:val="FFFFFF7C"/>
     <w:multiLevelType w:val="singleLevel"/>
@@ -1034,7 +1459,7 @@
 </file>
 
 <file path=word/styles.xml><?xml version="1.0" encoding="utf-8"?>
-<w:styles xmlns:mc="http://schemas.openxmlformats.org/markup-compatibility/2006" xmlns:r="http://schemas.openxmlformats.org/officeDocument/2006/relationships" xmlns:w="http://schemas.openxmlformats.org/wordprocessingml/2006/main" xmlns:w14="http://schemas.microsoft.com/office/word/2010/wordml" xmlns:w15="http://schemas.microsoft.com/office/word/2012/wordml" xmlns:w16cex="http://schemas.microsoft.com/office/word/2018/wordml/cex" xmlns:w16cid="http://schemas.microsoft.com/office/word/2016/wordml/cid" xmlns:w16="http://schemas.microsoft.com/office/word/2018/wordml" xmlns:w16sdtdh="http://schemas.microsoft.com/office/word/2020/wordml/sdtdatahash" xmlns:w16se="http://schemas.microsoft.com/office/word/2015/wordml/symex" mc:Ignorable="w14 w15 w16se w16cid w16 w16cex w16sdtdh">
+<w:styles xmlns:mc="http://schemas.openxmlformats.org/markup-compatibility/2006" xmlns:r="http://schemas.openxmlformats.org/officeDocument/2006/relationships" xmlns:w="http://schemas.openxmlformats.org/wordprocessingml/2006/main" xmlns:w14="http://schemas.microsoft.com/office/word/2010/wordml" xmlns:w15="http://schemas.microsoft.com/office/word/2012/wordml" xmlns:w16cex="http://schemas.microsoft.com/office/word/2018/wordml/cex" xmlns:w16cid="http://schemas.microsoft.com/office/word/2016/wordml/cid" xmlns:w16="http://schemas.microsoft.com/office/word/2018/wordml" xmlns:w16du="http://schemas.microsoft.com/office/word/2023/wordml/word16du" xmlns:w16sdtdh="http://schemas.microsoft.com/office/word/2020/wordml/sdtdatahash" xmlns:w16sdtfl="http://schemas.microsoft.com/office/word/2024/wordml/sdtformatlock" xmlns:w16se="http://schemas.microsoft.com/office/word/2015/wordml/symex" mc:Ignorable="w14 w15 w16se w16cid w16 w16cex w16sdtdh w16sdtfl w16du">
   <w:docDefaults>
     <w:rPrDefault>
       <w:rPr>
@@ -1792,7 +2217,7 @@
     <w:link w:val="TitleChar"/>
     <w:uiPriority w:val="10"/>
     <w:qFormat/>
-    <w:rsid w:val="007106C8"/>
+    <w:rsid w:val="00E854FA"/>
     <w:pPr>
       <w:spacing w:after="300" w:line="240" w:lineRule="auto"/>
       <w:contextualSpacing/>
@@ -1802,7 +2227,7 @@
       <w:rFonts w:eastAsiaTheme="majorEastAsia" w:cstheme="majorBidi"/>
       <w:spacing w:val="5"/>
       <w:kern w:val="28"/>
-      <w:sz w:val="52"/>
+      <w:sz w:val="40"/>
       <w:szCs w:val="52"/>
       <w:lang w:val="sv-SE" w:eastAsia="en-US" w:bidi="ar-SA"/>
     </w:rPr>
@@ -1812,12 +2237,12 @@
     <w:basedOn w:val="DefaultParagraphFont"/>
     <w:link w:val="Title"/>
     <w:uiPriority w:val="10"/>
-    <w:rsid w:val="007106C8"/>
+    <w:rsid w:val="00E854FA"/>
     <w:rPr>
       <w:rFonts w:ascii="Times New Roman" w:eastAsiaTheme="majorEastAsia" w:hAnsi="Times New Roman" w:cstheme="majorBidi"/>
       <w:spacing w:val="5"/>
       <w:kern w:val="28"/>
-      <w:sz w:val="52"/>
+      <w:sz w:val="40"/>
       <w:szCs w:val="52"/>
       <w:lang w:val="sv-SE" w:eastAsia="en-US" w:bidi="ar-SA"/>
     </w:rPr>

--- a/klagomål/A 3575-2026 FSC-klagomål.docx
+++ b/klagomål/A 3575-2026 FSC-klagomål.docx
@@ -1239,7 +1239,7 @@
     <w:r>
       <w:tab/>
       <w:tab/>
-      <w:t>2026-06-18</w:t>
+      <w:t>2026-06-19</w:t>
       <w:br/>
       <w:br/>
     </w:r>

--- a/klagomål/A 3575-2026 FSC-klagomål.docx
+++ b/klagomål/A 3575-2026 FSC-klagomål.docx
@@ -1239,7 +1239,7 @@
     <w:r>
       <w:tab/>
       <w:tab/>
-      <w:t>2026-06-19</w:t>
+      <w:t>2026-06-20</w:t>
       <w:br/>
       <w:br/>
     </w:r>

--- a/klagomål/A 3575-2026 FSC-klagomål.docx
+++ b/klagomål/A 3575-2026 FSC-klagomål.docx
@@ -168,38 +168,7 @@
     </w:p>
     <w:p>
       <w:r>
-        <w:t>Detta dokument behandlar höga naturvärden i avverkningsanmälan A 3575-2026 i Sollefteå kommun som inkom 2026-01-20 och omfattar 4,7 ha.</w:t>
-      </w:r>
-    </w:p>
-    <w:p>
-      <w:r>
-        <w:t>Nedan presenteras fynd av naturvårdsarter och fridlysta arter som gjorts i det avverkningsanmälda området, samt relevanta utdrag ur standarderna för FSC, Chain of Custody, Controlled Wood och PEFC. I BILAGA 1 finns artfakta om fridlysta och rödlistade arter.</w:t>
-      </w:r>
-    </w:p>
-    <w:p>
-      <w:r>
-        <w:t>Vi förväntar oss att ni återkommer med ett skriftligt svar på vårt klagomål och även beskriver vilka korrigerande åtgärder ni satt in för att rätta till identifierade brister i er efterlevnad av den svenska FSC standarden.</w:t>
-      </w:r>
-    </w:p>
-    <w:p>
-      <w:pPr>
-        <w:pStyle w:val="Heading1"/>
-      </w:pPr>
-      <w:r>
-        <w:t>Naturvårdsarter</w:t>
-      </w:r>
-    </w:p>
-    <w:p>
-      <w:r>
-        <w:t>I och inom 24 meter från avverkningsanmälan har följande 9 naturvårdsarter hittats: garnlav (VU, T), lunglav (NT, T), rosenticka (NT, T), stjärntagging (NT, T), ullticka (NT, T), luddlav (S, T), stuplav (S, T), vedticka (S, T) och spillkråka (T, §4). Av dessa är 5 rödlistade. För rödlistade arter har rödlistekategorin angivits inom parentes. Arter som är signalarter enligt Skogsstyrelsen har markerats med (S). Typiska arter inom Natura 2000 som är kopplade till skogsekosystem har markerats med (T). För fridlysta arter anges även paragrafen i Artskyddsförordningen som arten är fridlyst enligt.</w:t>
-      </w:r>
-    </w:p>
-    <w:p>
-      <w:r>
-        <w:t>De påträffade naturvårdsarterna är ett tydligt kvitto på att det rör sig om en skog med höga naturvärden.</w:t>
-      </w:r>
-      <w:r>
-        <w:t xml:space="preserve"> I Figur 1 visas fyndplatser för naturvårdsarter i området, som finns registrerade på Artportalen.</w:t>
+        <w:t>Detta klagomål behandlar höga naturvärden i avverkningsanmälan A 3575-2026 i Sollefteå kommun som inkom 2026-01-20 och omfattar 4,7 ha.</w:t>
       </w:r>
     </w:p>
     <w:p>
@@ -209,7 +178,7 @@
       <w:r>
         <w:drawing>
           <wp:inline xmlns:a="http://schemas.openxmlformats.org/drawingml/2006/main" xmlns:pic="http://schemas.openxmlformats.org/drawingml/2006/picture">
-            <wp:extent cx="5451937" cy="5688000"/>
+            <wp:extent cx="5486400" cy="5723955"/>
             <wp:docPr id="1" name="Picture 1"/>
             <wp:cNvGraphicFramePr>
               <a:graphicFrameLocks noChangeAspect="1"/>
@@ -230,7 +199,7 @@
                   <pic:spPr>
                     <a:xfrm>
                       <a:off x="0" y="0"/>
-                      <a:ext cx="5451937" cy="5688000"/>
+                      <a:ext cx="5486400" cy="5723955"/>
                     </a:xfrm>
                     <a:prstGeom prst="rect"/>
                   </pic:spPr>
@@ -247,34 +216,348 @@
         <w:spacing w:after="240"/>
       </w:pPr>
       <w:r>
-        <w:t>Figur 1. Fyndplatser för naturvårdsarter i och inom 24 meter från avverkningsanmälan (röd linje). Markörer utan svart kant är placerade på fyndplatsen. Markörer med svart kant är placerade vid sidan av fyndplatsen och har ett svart streck som visar fyndplatsens exakta position. Kartans mittpunktskoordinat är N 7032558, E 603433 i SWEREF 99 TM.</w:t>
+        <w:t>Figur 1. Fyndplatser för naturvårdsarter i och inom 24 meter från avverkningsanmälan. Markörer utan svart kant är placerade på fyndplatsen. Markörer med svart kant är placerade vid sidan av fyndplatsen har ett svart streck som visar fyndplatsens exakta position. Kartans mittpunktskoordinat är N 7032558, E 603433 i SWEREF 99 TM.</w:t>
+      </w:r>
+    </w:p>
+    <w:p>
+      <w:r>
+        <w:t>I och inom 24 meter från avverkningsanmälan finns fynd av 9 naturvårdsarter, varav 5 är rödlistade, 1 är fridlyst, 9 är typiska (T) och 3 är signalarter (S): garnlav (VU, T), lunglav (NT, T), rosenticka (NT, T), stjärntagging (NT, T), ullticka (NT, T), luddlav (S, T), stuplav (S, T), vedticka (S, T) och spillkråka (T, §4). Se Figur 1.</w:t>
+      </w:r>
+    </w:p>
+    <w:p>
+      <w:r>
+        <w:t>Nedan presenteras relevanta utdrag ur standarderna för FSC, Chain of Custody, Controlled Wood och PEFC.</w:t>
+      </w:r>
+    </w:p>
+    <w:p>
+      <w:r>
+        <w:t>Vi förväntar oss att ni återkommer med ett skriftligt svar på vårt klagomål och även beskriver vilka korrigerande åtgärder ni satt in för att rätta till identifierade brister i er efterlevnad av den svenska FSC standarden.</w:t>
       </w:r>
     </w:p>
     <w:p>
       <w:pPr>
-        <w:pStyle w:val="Heading2"/>
+        <w:pStyle w:val="Heading1"/>
       </w:pPr>
       <w:r>
-        <w:t>Fridlysta arter</w:t>
+        <w:t>Naturvårdsarter och fridlysta arter</w:t>
       </w:r>
     </w:p>
     <w:p>
       <w:r>
-        <w:t>Följande fridlysta arter har sina livsmiljöer och växtplatser i den avverkningsanmälda skogen: spillkråka (T, §4).</w:t>
+        <w:t>Nedan följer beskrivningar av de naturvårdsarter och fridlysta arter som har sina livsmiljöer och växtplatser i den avverkningsanmälda skogen. Se även ytterligare artfakta i BILAGA 1. De påträffade naturvårdsarterna är ett tydligt kvitto på att det rör sig om en skog med höga naturvärden.</w:t>
       </w:r>
     </w:p>
     <w:p>
-      <w:r>
-        <w:t xml:space="preserve">Observera att medlemsländerna är skyldiga att agera i enlighet med EU:s fågeldirektiv där det uttryckligen står att direktivet gäller för fåglar samt för deras ägg, bon och </w:t>
-      </w:r>
       <w:r>
         <w:rPr>
           <w:b/>
         </w:rPr>
-        <w:t xml:space="preserve">livsmiljöer </w:t>
-      </w:r>
-      <w:r>
-        <w:t>(artikel 1). Vidare att de åtgärder som vidtas inte får leda till en försämring av den nuvarande situationen beträffande bevarandet av de fågelarter som avses i artikel 1 (artikel 13). Fågeldirektivet är styrande för tillsynsansvariga myndigheters ärendehantering, ställningstaganden och beslutsfattande.</w:t>
+        <w:t>Garnlav (VU)</w:t>
+      </w:r>
+      <w:r>
+        <w:t xml:space="preserve"> är en utpräglad barrskogsart som ibland kan drapera träden i norrländska grannaturskogar med hög luftfuktighet. Den förekommer även i talldominerade bestånd där den, förutom i trädens grenverk, påträffas hängande över ojämnheter i tallbarken. Arten har minskat starkt i södra och mellersta Sverige och den minskar även i sitt nordliga utbredningsområde. Minskningstakten uppgår till 30 (20–50) % inom 50 år och överstiger gränsvärdet för Sårbar (VU). Orsaken till tillbakagången beror främst på slutavverkningar av naturskogsartade skogar. Bestånd med riklig förekomst bör regelmässigt sparas, vilket även gynnar flera andra sällsynta och rödlistade arter. Garnlav är värdväxt för den mycket sällsynta och akut hotade fjärilen barrskogslavfly (CR) som hör hemma i boreala barrskogar med riklig förekomst av värdväxten. Tidigare kunde arten konstateras årligen på flera platser vid Dala-Floda i Dalarna innan lokalerna kalavverkades. Senaste fyndet i landet av barrskogslavfly är från år 2000 då den påträffades vid Högberget i Sollefteå kommun. Garnlav är typisk art för </w:t>
+      </w:r>
+      <w:r>
+        <w:rPr>
+          <w:i/>
+        </w:rPr>
+        <w:t xml:space="preserve">9010 Taiga </w:t>
+      </w:r>
+      <w:r>
+        <w:t>och</w:t>
+      </w:r>
+      <w:r>
+        <w:rPr>
+          <w:i/>
+        </w:rPr>
+        <w:t xml:space="preserve"> 9070 Trädklädd betesmark</w:t>
+      </w:r>
+      <w:r>
+        <w:t xml:space="preserve"> (SLU Artdatabanken, 2026).</w:t>
+      </w:r>
+    </w:p>
+    <w:p>
+      <w:r>
+        <w:rPr>
+          <w:b/>
+        </w:rPr>
+        <w:t>Lunglav (NT)</w:t>
+      </w:r>
+      <w:r>
+        <w:t xml:space="preserve"> är en av vårt lands främsta signalarter som överallt indikerar gamla lövträd, skogsbestånd med höga naturvärden och ekosystem med långskoglig kontinuitet. Lokalt kan förekomsten vara mycket riklig men den hittas nästan enbart i gamla och ej slutavverkade skogar. Artens samtliga förekomster bör uppmärksammas från naturvårdssynpunkt, då många lokaler även hyser andra ovanliga och rödlistade arter. Rikliga förekomster bör skyddas med biotopskydd, frivilliga avsättningar eller reservat. På lunglav kan de sällsynta lavparasiterna lunglavshårprick (CR), </w:t>
+      </w:r>
+      <w:r>
+        <w:rPr>
+          <w:i/>
+        </w:rPr>
+        <w:t>Abrothallus diederichii</w:t>
+      </w:r>
+      <w:r>
+        <w:t xml:space="preserve"> (VU), </w:t>
+      </w:r>
+      <w:r>
+        <w:rPr>
+          <w:i/>
+        </w:rPr>
+        <w:t>Abrothallus lobariae</w:t>
+      </w:r>
+      <w:r>
+        <w:t xml:space="preserve"> (VU), </w:t>
+      </w:r>
+      <w:r>
+        <w:rPr>
+          <w:i/>
+        </w:rPr>
+        <w:t>Calycina lobariae</w:t>
+      </w:r>
+      <w:r>
+        <w:t xml:space="preserve"> (VU), lunglavsknapp (VU) och skrovelmössing (VU) påträffas. Lunglav är typisk art för </w:t>
+      </w:r>
+      <w:r>
+        <w:rPr>
+          <w:i/>
+        </w:rPr>
+        <w:t>9010 Taiga, 9020 Nordlig ädellövskog, 9110 Näringsfattig bokskog, 9130 Näringsrik bokskog, 9160 Näringsrik ekskog, 9180 Ädellövskog i branter, 9190 Näringsfattig ekskog, 9070 Trädklädd betesmark, 9040 Fjällbjörkskog</w:t>
+      </w:r>
+      <w:r>
+        <w:t xml:space="preserve"> och</w:t>
+      </w:r>
+      <w:r>
+        <w:rPr>
+          <w:i/>
+        </w:rPr>
+        <w:t xml:space="preserve"> 6530 Lövängar</w:t>
+      </w:r>
+      <w:r>
+        <w:t xml:space="preserve"> (SLU Artdatabanken, 2026; Nitare &amp; Skogsstyrelsen, 2019).</w:t>
+      </w:r>
+    </w:p>
+    <w:p>
+      <w:r>
+        <w:rPr>
+          <w:b/>
+        </w:rPr>
+        <w:t>Rosenticka (NT)</w:t>
+      </w:r>
+      <w:r>
+        <w:t xml:space="preserve">, rödlistad som nära hotad, ingår i en karaktäristisk association av vedsvampar som växer på gamla, grova granlågor i urskogsartade barrskogar. Den är placerad i toppen av Skogsstyrelsens värdepyramid för bedömning av skog med höga naturvärden och indikerar ett granskogsekosystem med långvarig kontinuitet av grova lågor. Artens beroende av grova granlågor innebär att alla skogsskötselåtgärder på eller i omedelbar närhet av lokalerna utgör ett hot på lång sikt. Det är angeläget att populationerna inte ytterligare glesas ut och ett tillräckligt antal områden där arten nu finns måste sparas för framtiden. Rosenticka är typisk art för </w:t>
+      </w:r>
+      <w:r>
+        <w:rPr>
+          <w:i/>
+        </w:rPr>
+        <w:t xml:space="preserve">9010 Taiga </w:t>
+      </w:r>
+      <w:r>
+        <w:t xml:space="preserve">och </w:t>
+      </w:r>
+      <w:r>
+        <w:rPr>
+          <w:i/>
+        </w:rPr>
+        <w:t>9050 Näringsrik granskog</w:t>
+      </w:r>
+      <w:r>
+        <w:t xml:space="preserve"> (Nitare &amp; Skogsstyrelsen, 2019; SLU Artdatabanken, 2024).</w:t>
+      </w:r>
+    </w:p>
+    <w:p>
+      <w:r>
+        <w:rPr>
+          <w:b/>
+        </w:rPr>
+        <w:t>Stjärntagging (NT)</w:t>
+      </w:r>
+      <w:r>
+        <w:t xml:space="preserve"> signalerar inom hela sitt utbredningsområde höga naturvärden. Svampen är uttorkningskänslig och beroende av ett oförändrat fuktigt mikroklimat. Den är även beroende av en ständig tillgång på död ved i olika nedbrytningsstadier, dock ej nödvändigtvis grova träd. Tidigare påverkan på miljön måste dock ha varit så skonsam att det naturliga skogsekosystemet till stora delar har bevarats. Minskningstakten för den svenska populationen bedöms vara nära gränsvärdet för Sårbar (VU). Stjärntagging är typisk art för </w:t>
+      </w:r>
+      <w:r>
+        <w:rPr>
+          <w:i/>
+        </w:rPr>
+        <w:t xml:space="preserve">9010 Taiga, 9050 Näringsrik granskog </w:t>
+      </w:r>
+      <w:r>
+        <w:t xml:space="preserve">och </w:t>
+      </w:r>
+      <w:r>
+        <w:rPr>
+          <w:i/>
+        </w:rPr>
+        <w:t>9030 Landhöjningsskog</w:t>
+      </w:r>
+      <w:r>
+        <w:t xml:space="preserve"> (SLU Artdatabanken, 2024; Nitare &amp; Skogsstyrelsen, 2019).</w:t>
+      </w:r>
+    </w:p>
+    <w:p>
+      <w:r>
+        <w:rPr>
+          <w:b/>
+        </w:rPr>
+        <w:t>Ullticka (NT)</w:t>
+      </w:r>
+      <w:r>
+        <w:t xml:space="preserve"> är knuten till restbestånd av barrnaturskog och förekommer med ett tydligt optimum i orörda eller måttligt påverkade gamla granskogar där det föreligger viss kontinuitet av grov död ved. Ullticka är en bra signalart inom hela sitt utbredningsområde och i södra Sverige är den sällsynt och en god signalart för skyddsvärda granskogsmiljöer. Den hotas av avverkning och fragmentering av naturskog och äldre granskog med lång trädkontinuitet. På ullticka kan ibland ulltickeporing (VU) påträffas - det är en sällsynt ticka som nyligen delats upp i de tre olika arterna ulltickeporing </w:t>
+      </w:r>
+      <w:r>
+        <w:rPr>
+          <w:i/>
+        </w:rPr>
+        <w:t xml:space="preserve">Skeletocutis brevispora </w:t>
+      </w:r>
+      <w:r>
+        <w:t>(VU)</w:t>
+      </w:r>
+      <w:r>
+        <w:rPr>
+          <w:i/>
+        </w:rPr>
+        <w:t>, Skeletocutis delicata</w:t>
+      </w:r>
+      <w:r>
+        <w:t xml:space="preserve"> (VU)</w:t>
+      </w:r>
+      <w:r>
+        <w:rPr>
+          <w:i/>
+        </w:rPr>
+        <w:t xml:space="preserve"> och Skeletocutis exilis</w:t>
+      </w:r>
+      <w:r>
+        <w:t xml:space="preserve"> (NT). Ullticka är typisk art för </w:t>
+      </w:r>
+      <w:r>
+        <w:rPr>
+          <w:i/>
+        </w:rPr>
+        <w:t xml:space="preserve">9010 Taiga, 9050 Näringsrik granskog </w:t>
+      </w:r>
+      <w:r>
+        <w:t xml:space="preserve">och </w:t>
+      </w:r>
+      <w:r>
+        <w:rPr>
+          <w:i/>
+        </w:rPr>
+        <w:t>9030 Landhöjningsskog</w:t>
+      </w:r>
+      <w:r>
+        <w:t xml:space="preserve"> (SLU Artdatabanken, 2026; Nitare &amp; Skogsstyrelsen, 2019; Miettinen &amp; Niemelä, 2018).</w:t>
+      </w:r>
+    </w:p>
+    <w:p>
+      <w:r>
+        <w:rPr>
+          <w:b/>
+        </w:rPr>
+        <w:t>Luddlav</w:t>
+      </w:r>
+      <w:r>
+        <w:t xml:space="preserve"> signalerar lång skoglig kontinuitet med ett stabilt lokal- och mikroklimat med hög och jämn fuktighet. Luddlav är typisk art för </w:t>
+      </w:r>
+      <w:r>
+        <w:rPr>
+          <w:i/>
+        </w:rPr>
+        <w:t>9010 Taiga,</w:t>
+      </w:r>
+      <w:r>
+        <w:t xml:space="preserve"> </w:t>
+      </w:r>
+      <w:r>
+        <w:rPr>
+          <w:i/>
+        </w:rPr>
+        <w:t xml:space="preserve">9020 Nordlig ädellövskog, 9070 Trädklädd betesmark, 9110 Näringsfattig bokskog, 9180 Ädellövskog i branter </w:t>
+      </w:r>
+      <w:r>
+        <w:t>och</w:t>
+      </w:r>
+      <w:r>
+        <w:rPr>
+          <w:i/>
+        </w:rPr>
+        <w:t xml:space="preserve"> 9190 Näringsfattig ekskog </w:t>
+      </w:r>
+      <w:r>
+        <w:t>(Nitare &amp; Skogsstyrelsen, 2019; SLU Artdatabanken, 2025).</w:t>
+      </w:r>
+    </w:p>
+    <w:p>
+      <w:r>
+        <w:rPr>
+          <w:b/>
+        </w:rPr>
+        <w:t>Stuplav</w:t>
+      </w:r>
+      <w:r>
+        <w:t xml:space="preserve"> är en mycket bra signalart i hela sitt utbredningsområde och förekommer nästan enbart i skogsmiljöer med höga naturvärden. Den indikerar långvarig förekomst av gamla lövträd och miljöer med konstant hög luftfuktighet. I skogar med suboceaniskt klimat finns det en mycket sällsynt parasit, njurlavsknapp </w:t>
+      </w:r>
+      <w:r>
+        <w:rPr>
+          <w:i/>
+        </w:rPr>
+        <w:t>Pletocarpon nephromeum</w:t>
+      </w:r>
+      <w:r>
+        <w:t xml:space="preserve"> (EN), som växer på stuplav. Ytterligare tre sällsynta lavparasiter, </w:t>
+      </w:r>
+      <w:r>
+        <w:rPr>
+          <w:i/>
+        </w:rPr>
+        <w:t>Protounguicularia nephromatis</w:t>
+      </w:r>
+      <w:r>
+        <w:t xml:space="preserve"> (VU), </w:t>
+      </w:r>
+      <w:r>
+        <w:rPr>
+          <w:i/>
+        </w:rPr>
+        <w:t>Refractohilum galligenum</w:t>
+      </w:r>
+      <w:r>
+        <w:t xml:space="preserve"> (NT) och </w:t>
+      </w:r>
+      <w:r>
+        <w:rPr>
+          <w:i/>
+        </w:rPr>
+        <w:t>Roselliniella nephromatis</w:t>
+      </w:r>
+      <w:r>
+        <w:t xml:space="preserve"> (DD), kan också påträffas på stuplav. Stuplav är typisk art för </w:t>
+      </w:r>
+      <w:r>
+        <w:rPr>
+          <w:i/>
+        </w:rPr>
+        <w:t>9010 Taiga</w:t>
+      </w:r>
+      <w:r>
+        <w:t xml:space="preserve"> (SLU Artdatabanken, 2026; Nitare &amp; Skogsstyrelsen, 2019).</w:t>
+      </w:r>
+    </w:p>
+    <w:p>
+      <w:r>
+        <w:rPr>
+          <w:b/>
+        </w:rPr>
+        <w:t xml:space="preserve">Vedticka </w:t>
+      </w:r>
+      <w:r>
+        <w:t xml:space="preserve">är en bra signalart söder om den naturliga norrlandsgränsen. Den är huvudsakligen knuten till äldre barrskogar där det föreligger långvarig kontinuitet av död barrved. Vedticka är typisk art för </w:t>
+      </w:r>
+      <w:r>
+        <w:rPr>
+          <w:i/>
+        </w:rPr>
+        <w:t xml:space="preserve">9010 Taiga </w:t>
+      </w:r>
+      <w:r>
+        <w:t>(Nitare &amp; Skogsstyrelsen, 2019; SLU Artdatabanken, 2025).</w:t>
       </w:r>
     </w:p>
     <w:p>
@@ -304,332 +587,6 @@
       </w:r>
       <w:r>
         <w:t>. Den behöver grova träd, främst tall, asp och bok som boträd. Skogsbruk med korta omloppstider och täta, homogena ungskogar utgör det största hotet. Spillkråka är en nyckelart i skogliga miljöer vars övergivna bohål utnyttjas av flera andra hålhäckande fågelarter och fladdermöss, däribland pärluggla (EN, §4), knipa (§4), salskrake (§4) och skogsduva (§4). Hökuggla (VU, §4) och slaguggla (§4) häckar ofta i högstubbar som brutits av i höjd med ett gammalt spillkråkebo (SLU Artdatabanken, 2026; Skogsstyrelsen, 2016).</w:t>
-      </w:r>
-    </w:p>
-    <w:p>
-      <w:r>
-        <w:t>I BILAGA 1 finns mer detaljerad information om ekologi samt krav på livsmiljö hos fridlysta arter.</w:t>
-      </w:r>
-    </w:p>
-    <w:p>
-      <w:pPr>
-        <w:pStyle w:val="Heading2"/>
-      </w:pPr>
-      <w:r>
-        <w:t>Övriga naturvårdsarter</w:t>
-      </w:r>
-    </w:p>
-    <w:p>
-      <w:r>
-        <w:rPr>
-          <w:b/>
-        </w:rPr>
-        <w:t>Garnlav (VU)</w:t>
-      </w:r>
-      <w:r>
-        <w:t xml:space="preserve"> är en utpräglad barrskogsart som ibland kan drapera träden i norrländska grannaturskogar med hög luftfuktighet. Den förekommer även i talldominerade bestånd där den, förutom i trädens grenverk, påträffas hängande över ojämnheter i tallbarken. Arten har minskat starkt i södra och mellersta Sverige och den minskar även i sitt nordliga utbredningsområde. Minskningstakten uppgår till 30 (20–50) % inom 50 år och överstiger gränsvärdet för Sårbar (VU). Orsaken till tillbakagången beror främst på slutavverkningar av naturskogsartade skogar. Bestånd med riklig förekomst bör regelmässigt sparas, vilket även gynnar flera andra sällsynta och rödlistade arter. Garnlav är värdväxt för den mycket sällsynta och akut hotade fjärilen barrskogslavfly (CR) som hör hemma i boreala barrskogar med riklig förekomst av värdväxten. Tidigare kunde arten konstateras årligen på flera platser vid Dala-Floda i Dalarna innan lokalerna kalavverkades. Senaste fyndet i landet av barrskogslavfly är från år 2000 då den påträffades vid Högberget i Sollefteå kommun. Garnlav är typisk art för </w:t>
-      </w:r>
-      <w:r>
-        <w:rPr>
-          <w:i/>
-        </w:rPr>
-        <w:t xml:space="preserve">9010 Taiga </w:t>
-      </w:r>
-      <w:r>
-        <w:t>och</w:t>
-      </w:r>
-      <w:r>
-        <w:rPr>
-          <w:i/>
-        </w:rPr>
-        <w:t xml:space="preserve"> 9070 Trädklädd betesmark</w:t>
-      </w:r>
-      <w:r>
-        <w:t xml:space="preserve"> (SLU Artdatabanken, 2026).</w:t>
-      </w:r>
-    </w:p>
-    <w:p>
-      <w:r>
-        <w:rPr>
-          <w:b/>
-        </w:rPr>
-        <w:t>Luddlav</w:t>
-      </w:r>
-      <w:r>
-        <w:t xml:space="preserve"> signalerar lång skoglig kontinuitet med ett stabilt lokal- och mikroklimat med hög och jämn fuktighet. Luddlav är typisk art för </w:t>
-      </w:r>
-      <w:r>
-        <w:rPr>
-          <w:i/>
-        </w:rPr>
-        <w:t>9010 Taiga,</w:t>
-      </w:r>
-      <w:r>
-        <w:t xml:space="preserve"> </w:t>
-      </w:r>
-      <w:r>
-        <w:rPr>
-          <w:i/>
-        </w:rPr>
-        <w:t xml:space="preserve">9020 Nordlig ädellövskog, 9070 Trädklädd betesmark, 9110 Näringsfattig bokskog, 9180 Ädellövskog i branter </w:t>
-      </w:r>
-      <w:r>
-        <w:t>och</w:t>
-      </w:r>
-      <w:r>
-        <w:rPr>
-          <w:i/>
-        </w:rPr>
-        <w:t xml:space="preserve"> 9190 Näringsfattig ekskog </w:t>
-      </w:r>
-      <w:r>
-        <w:t>(Nitare &amp; Skogsstyrelsen, 2019; SLU Artdatabanken, 2025).</w:t>
-      </w:r>
-    </w:p>
-    <w:p>
-      <w:r>
-        <w:rPr>
-          <w:b/>
-        </w:rPr>
-        <w:t>Lunglav (NT)</w:t>
-      </w:r>
-      <w:r>
-        <w:t xml:space="preserve"> är en av vårt lands främsta signalarter som överallt indikerar gamla lövträd, skogsbestånd med höga naturvärden och ekosystem med långskoglig kontinuitet. Lokalt kan förekomsten vara mycket riklig men den hittas nästan enbart i gamla och ej slutavverkade skogar. Artens samtliga förekomster bör uppmärksammas från naturvårdssynpunkt, då många lokaler även hyser andra ovanliga och rödlistade arter. Rikliga förekomster bör skyddas med biotopskydd, frivilliga avsättningar eller reservat. På lunglav kan de sällsynta lavparasiterna lunglavshårprick (CR), </w:t>
-      </w:r>
-      <w:r>
-        <w:rPr>
-          <w:i/>
-        </w:rPr>
-        <w:t>Abrothallus diederichii</w:t>
-      </w:r>
-      <w:r>
-        <w:t xml:space="preserve"> (VU), </w:t>
-      </w:r>
-      <w:r>
-        <w:rPr>
-          <w:i/>
-        </w:rPr>
-        <w:t>Abrothallus lobariae</w:t>
-      </w:r>
-      <w:r>
-        <w:t xml:space="preserve"> (VU), </w:t>
-      </w:r>
-      <w:r>
-        <w:rPr>
-          <w:i/>
-        </w:rPr>
-        <w:t>Calycina lobariae</w:t>
-      </w:r>
-      <w:r>
-        <w:t xml:space="preserve"> (VU), lunglavsknapp (VU) och skrovelmössing (VU) påträffas. Lunglav är typisk art för </w:t>
-      </w:r>
-      <w:r>
-        <w:rPr>
-          <w:i/>
-        </w:rPr>
-        <w:t>9010 Taiga, 9020 Nordlig ädellövskog, 9110 Näringsfattig bokskog, 9130 Näringsrik bokskog, 9160 Näringsrik ekskog, 9180 Ädellövskog i branter, 9190 Näringsfattig ekskog, 9070 Trädklädd betesmark, 9040 Fjällbjörkskog</w:t>
-      </w:r>
-      <w:r>
-        <w:t xml:space="preserve"> och</w:t>
-      </w:r>
-      <w:r>
-        <w:rPr>
-          <w:i/>
-        </w:rPr>
-        <w:t xml:space="preserve"> 6530 Lövängar</w:t>
-      </w:r>
-      <w:r>
-        <w:t xml:space="preserve"> (SLU Artdatabanken, 2026; Nitare &amp; Skogsstyrelsen, 2019).</w:t>
-      </w:r>
-    </w:p>
-    <w:p>
-      <w:r>
-        <w:rPr>
-          <w:b/>
-        </w:rPr>
-        <w:t>Rosenticka (NT)</w:t>
-      </w:r>
-      <w:r>
-        <w:t xml:space="preserve">, rödlistad som nära hotad, ingår i en karaktäristisk association av vedsvampar som växer på gamla, grova granlågor i urskogsartade barrskogar. Den är placerad i toppen av Skogsstyrelsens värdepyramid för bedömning av skog med höga naturvärden och indikerar ett granskogsekosystem med långvarig kontinuitet av grova lågor. Artens beroende av grova granlågor innebär att alla skogsskötselåtgärder på eller i omedelbar närhet av lokalerna utgör ett hot på lång sikt. Det är angeläget att populationerna inte ytterligare glesas ut och ett tillräckligt antal områden där arten nu finns måste sparas för framtiden. Rosenticka är typisk art för </w:t>
-      </w:r>
-      <w:r>
-        <w:rPr>
-          <w:i/>
-        </w:rPr>
-        <w:t xml:space="preserve">9010 Taiga </w:t>
-      </w:r>
-      <w:r>
-        <w:t xml:space="preserve">och </w:t>
-      </w:r>
-      <w:r>
-        <w:rPr>
-          <w:i/>
-        </w:rPr>
-        <w:t>9050 Näringsrik granskog</w:t>
-      </w:r>
-      <w:r>
-        <w:t xml:space="preserve"> (Nitare &amp; Skogsstyrelsen, 2019; SLU Artdatabanken, 2024).</w:t>
-      </w:r>
-    </w:p>
-    <w:p>
-      <w:r>
-        <w:rPr>
-          <w:b/>
-        </w:rPr>
-        <w:t>Stjärntagging (NT)</w:t>
-      </w:r>
-      <w:r>
-        <w:t xml:space="preserve"> signalerar inom hela sitt utbredningsområde höga naturvärden. Svampen är uttorkningskänslig och beroende av ett oförändrat fuktigt mikroklimat. Den är även beroende av en ständig tillgång på död ved i olika nedbrytningsstadier, dock ej nödvändigtvis grova träd. Tidigare påverkan på miljön måste dock ha varit så skonsam att det naturliga skogsekosystemet till stora delar har bevarats. Minskningstakten för den svenska populationen bedöms vara nära gränsvärdet för Sårbar (VU). Stjärntagging är typisk art för </w:t>
-      </w:r>
-      <w:r>
-        <w:rPr>
-          <w:i/>
-        </w:rPr>
-        <w:t xml:space="preserve">9010 Taiga, 9050 Näringsrik granskog </w:t>
-      </w:r>
-      <w:r>
-        <w:t xml:space="preserve">och </w:t>
-      </w:r>
-      <w:r>
-        <w:rPr>
-          <w:i/>
-        </w:rPr>
-        <w:t>9030 Landhöjningsskog</w:t>
-      </w:r>
-      <w:r>
-        <w:t xml:space="preserve"> (SLU Artdatabanken, 2024; Nitare &amp; Skogsstyrelsen, 2019).</w:t>
-      </w:r>
-    </w:p>
-    <w:p>
-      <w:r>
-        <w:rPr>
-          <w:b/>
-        </w:rPr>
-        <w:t>Stuplav</w:t>
-      </w:r>
-      <w:r>
-        <w:t xml:space="preserve"> är en mycket bra signalart i hela sitt utbredningsområde och förekommer nästan enbart i skogsmiljöer med höga naturvärden. Den indikerar långvarig förekomst av gamla lövträd och miljöer med konstant hög luftfuktighet. I skogar med suboceaniskt klimat finns det en mycket sällsynt parasit, njurlavsknapp </w:t>
-      </w:r>
-      <w:r>
-        <w:rPr>
-          <w:i/>
-        </w:rPr>
-        <w:t>Pletocarpon nephromeum</w:t>
-      </w:r>
-      <w:r>
-        <w:t xml:space="preserve"> (EN), som växer på stuplav. Ytterligare tre sällsynta lavparasiter, </w:t>
-      </w:r>
-      <w:r>
-        <w:rPr>
-          <w:i/>
-        </w:rPr>
-        <w:t>Protounguicularia nephromatis</w:t>
-      </w:r>
-      <w:r>
-        <w:t xml:space="preserve"> (VU), </w:t>
-      </w:r>
-      <w:r>
-        <w:rPr>
-          <w:i/>
-        </w:rPr>
-        <w:t>Refractohilum galligenum</w:t>
-      </w:r>
-      <w:r>
-        <w:t xml:space="preserve"> (NT) och </w:t>
-      </w:r>
-      <w:r>
-        <w:rPr>
-          <w:i/>
-        </w:rPr>
-        <w:t>Roselliniella nephromatis</w:t>
-      </w:r>
-      <w:r>
-        <w:t xml:space="preserve"> (DD), kan också påträffas på stuplav. Stuplav är typisk art för </w:t>
-      </w:r>
-      <w:r>
-        <w:rPr>
-          <w:i/>
-        </w:rPr>
-        <w:t>9010 Taiga</w:t>
-      </w:r>
-      <w:r>
-        <w:t xml:space="preserve"> (SLU Artdatabanken, 2026; Nitare &amp; Skogsstyrelsen, 2019).</w:t>
-      </w:r>
-    </w:p>
-    <w:p>
-      <w:r>
-        <w:rPr>
-          <w:b/>
-        </w:rPr>
-        <w:t>Ullticka (NT)</w:t>
-      </w:r>
-      <w:r>
-        <w:t xml:space="preserve"> är knuten till restbestånd av barrnaturskog och förekommer med ett tydligt optimum i orörda eller måttligt påverkade gamla granskogar där det föreligger viss kontinuitet av grov död ved. Ullticka är en bra signalart inom hela sitt utbredningsområde och i södra Sverige är den sällsynt och en god signalart för skyddsvärda granskogsmiljöer. Den hotas av avverkning och fragmentering av naturskog och äldre granskog med lång trädkontinuitet. På ullticka kan ibland ulltickeporing (VU) påträffas - det är en sällsynt ticka som nyligen delats upp i de tre olika arterna ulltickeporing </w:t>
-      </w:r>
-      <w:r>
-        <w:rPr>
-          <w:i/>
-        </w:rPr>
-        <w:t xml:space="preserve">Skeletocutis brevispora </w:t>
-      </w:r>
-      <w:r>
-        <w:t>(VU)</w:t>
-      </w:r>
-      <w:r>
-        <w:rPr>
-          <w:i/>
-        </w:rPr>
-        <w:t>, Skeletocutis delicata</w:t>
-      </w:r>
-      <w:r>
-        <w:t xml:space="preserve"> (VU)</w:t>
-      </w:r>
-      <w:r>
-        <w:rPr>
-          <w:i/>
-        </w:rPr>
-        <w:t xml:space="preserve"> och Skeletocutis exilis</w:t>
-      </w:r>
-      <w:r>
-        <w:t xml:space="preserve"> (NT). Ullticka är typisk art för </w:t>
-      </w:r>
-      <w:r>
-        <w:rPr>
-          <w:i/>
-        </w:rPr>
-        <w:t xml:space="preserve">9010 Taiga, 9050 Näringsrik granskog </w:t>
-      </w:r>
-      <w:r>
-        <w:t xml:space="preserve">och </w:t>
-      </w:r>
-      <w:r>
-        <w:rPr>
-          <w:i/>
-        </w:rPr>
-        <w:t>9030 Landhöjningsskog</w:t>
-      </w:r>
-      <w:r>
-        <w:t xml:space="preserve"> (SLU Artdatabanken, 2026; Nitare &amp; Skogsstyrelsen, 2019; Miettinen &amp; Niemelä, 2018).</w:t>
-      </w:r>
-    </w:p>
-    <w:p>
-      <w:r>
-        <w:rPr>
-          <w:b/>
-        </w:rPr>
-        <w:t xml:space="preserve">Vedticka </w:t>
-      </w:r>
-      <w:r>
-        <w:t xml:space="preserve">är en bra signalart söder om den naturliga norrlandsgränsen. Den är huvudsakligen knuten till äldre barrskogar där det föreligger långvarig kontinuitet av död barrved. Vedticka är typisk art för </w:t>
-      </w:r>
-      <w:r>
-        <w:rPr>
-          <w:i/>
-        </w:rPr>
-        <w:t xml:space="preserve">9010 Taiga </w:t>
-      </w:r>
-      <w:r>
-        <w:t>(Nitare &amp; Skogsstyrelsen, 2019; SLU Artdatabanken, 2025).</w:t>
       </w:r>
     </w:p>
     <w:p>
@@ -1239,7 +1196,7 @@
     <w:r>
       <w:tab/>
       <w:tab/>
-      <w:t>2026-06-20</w:t>
+      <w:t>2026-06-21</w:t>
       <w:br/>
       <w:br/>
     </w:r>

--- a/klagomål/A 3575-2026 FSC-klagomål.docx
+++ b/klagomål/A 3575-2026 FSC-klagomål.docx
@@ -1196,7 +1196,7 @@
     <w:r>
       <w:tab/>
       <w:tab/>
-      <w:t>2026-06-21</w:t>
+      <w:t>2026-06-22</w:t>
       <w:br/>
       <w:br/>
     </w:r>

--- a/klagomål/A 3575-2026 FSC-klagomål.docx
+++ b/klagomål/A 3575-2026 FSC-klagomål.docx
@@ -1196,7 +1196,7 @@
     <w:r>
       <w:tab/>
       <w:tab/>
-      <w:t>2026-06-22</w:t>
+      <w:t>2026-06-23</w:t>
       <w:br/>
       <w:br/>
     </w:r>

--- a/klagomål/A 3575-2026 FSC-klagomål.docx
+++ b/klagomål/A 3575-2026 FSC-klagomål.docx
@@ -1196,7 +1196,7 @@
     <w:r>
       <w:tab/>
       <w:tab/>
-      <w:t>2026-06-23</w:t>
+      <w:t>2026-06-24</w:t>
       <w:br/>
       <w:br/>
     </w:r>

--- a/klagomål/A 3575-2026 FSC-klagomål.docx
+++ b/klagomål/A 3575-2026 FSC-klagomål.docx
@@ -1196,7 +1196,7 @@
     <w:r>
       <w:tab/>
       <w:tab/>
-      <w:t>2026-06-24</w:t>
+      <w:t>2026-06-25</w:t>
       <w:br/>
       <w:br/>
     </w:r>

--- a/klagomål/A 3575-2026 FSC-klagomål.docx
+++ b/klagomål/A 3575-2026 FSC-klagomål.docx
@@ -1196,7 +1196,7 @@
     <w:r>
       <w:tab/>
       <w:tab/>
-      <w:t>2026-06-25</w:t>
+      <w:t>2026-06-26</w:t>
       <w:br/>
       <w:br/>
     </w:r>

--- a/klagomål/A 3575-2026 FSC-klagomål.docx
+++ b/klagomål/A 3575-2026 FSC-klagomål.docx
@@ -1196,7 +1196,7 @@
     <w:r>
       <w:tab/>
       <w:tab/>
-      <w:t>2026-06-26</w:t>
+      <w:t>2026-06-27</w:t>
       <w:br/>
       <w:br/>
     </w:r>

--- a/klagomål/A 3575-2026 FSC-klagomål.docx
+++ b/klagomål/A 3575-2026 FSC-klagomål.docx
@@ -1196,7 +1196,7 @@
     <w:r>
       <w:tab/>
       <w:tab/>
-      <w:t>2026-06-27</w:t>
+      <w:t>2026-06-28</w:t>
       <w:br/>
       <w:br/>
     </w:r>

--- a/klagomål/A 3575-2026 FSC-klagomål.docx
+++ b/klagomål/A 3575-2026 FSC-klagomål.docx
@@ -1196,7 +1196,7 @@
     <w:r>
       <w:tab/>
       <w:tab/>
-      <w:t>2026-06-28</w:t>
+      <w:t>2026-06-29</w:t>
       <w:br/>
       <w:br/>
     </w:r>

--- a/klagomål/A 3575-2026 FSC-klagomål.docx
+++ b/klagomål/A 3575-2026 FSC-klagomål.docx
@@ -1196,7 +1196,7 @@
     <w:r>
       <w:tab/>
       <w:tab/>
-      <w:t>2026-06-29</w:t>
+      <w:t>2026-06-30</w:t>
       <w:br/>
       <w:br/>
     </w:r>

--- a/klagomål/A 3575-2026 FSC-klagomål.docx
+++ b/klagomål/A 3575-2026 FSC-klagomål.docx
@@ -1196,7 +1196,7 @@
     <w:r>
       <w:tab/>
       <w:tab/>
-      <w:t>2026-06-30</w:t>
+      <w:t>2026-07-01</w:t>
       <w:br/>
       <w:br/>
     </w:r>

--- a/klagomål/A 3575-2026 FSC-klagomål.docx
+++ b/klagomål/A 3575-2026 FSC-klagomål.docx
@@ -1196,7 +1196,7 @@
     <w:r>
       <w:tab/>
       <w:tab/>
-      <w:t>2026-07-13</w:t>
+      <w:t>2026-07-14</w:t>
       <w:br/>
       <w:br/>
     </w:r>

--- a/klagomål/A 3575-2026 FSC-klagomål.docx
+++ b/klagomål/A 3575-2026 FSC-klagomål.docx
@@ -1196,7 +1196,7 @@
     <w:r>
       <w:tab/>
       <w:tab/>
-      <w:t>2026-07-14</w:t>
+      <w:t>2026-07-15</w:t>
       <w:br/>
       <w:br/>
     </w:r>

--- a/klagomål/A 3575-2026 FSC-klagomål.docx
+++ b/klagomål/A 3575-2026 FSC-klagomål.docx
@@ -1196,7 +1196,7 @@
     <w:r>
       <w:tab/>
       <w:tab/>
-      <w:t>2026-07-15</w:t>
+      <w:t>2026-07-16</w:t>
       <w:br/>
       <w:br/>
     </w:r>

--- a/klagomål/A 3575-2026 FSC-klagomål.docx
+++ b/klagomål/A 3575-2026 FSC-klagomål.docx
@@ -1196,7 +1196,7 @@
     <w:r>
       <w:tab/>
       <w:tab/>
-      <w:t>2026-07-16</w:t>
+      <w:t>2026-07-17</w:t>
       <w:br/>
       <w:br/>
     </w:r>

--- a/klagomål/A 3575-2026 FSC-klagomål.docx
+++ b/klagomål/A 3575-2026 FSC-klagomål.docx
@@ -1196,7 +1196,7 @@
     <w:r>
       <w:tab/>
       <w:tab/>
-      <w:t>2026-07-17</w:t>
+      <w:t>2026-07-18</w:t>
       <w:br/>
       <w:br/>
     </w:r>

--- a/klagomål/A 3575-2026 FSC-klagomål.docx
+++ b/klagomål/A 3575-2026 FSC-klagomål.docx
@@ -1196,7 +1196,7 @@
     <w:r>
       <w:tab/>
       <w:tab/>
-      <w:t>2026-07-18</w:t>
+      <w:t>2026-07-19</w:t>
       <w:br/>
       <w:br/>
     </w:r>

--- a/klagomål/A 3575-2026 FSC-klagomål.docx
+++ b/klagomål/A 3575-2026 FSC-klagomål.docx
@@ -1196,7 +1196,7 @@
     <w:r>
       <w:tab/>
       <w:tab/>
-      <w:t>2026-07-19</w:t>
+      <w:t>2026-07-20</w:t>
       <w:br/>
       <w:br/>
     </w:r>

--- a/klagomål/A 3575-2026 FSC-klagomål.docx
+++ b/klagomål/A 3575-2026 FSC-klagomål.docx
@@ -1196,7 +1196,7 @@
     <w:r>
       <w:tab/>
       <w:tab/>
-      <w:t>2026-07-20</w:t>
+      <w:t>2026-07-21</w:t>
       <w:br/>
       <w:br/>
     </w:r>

--- a/klagomål/A 3575-2026 FSC-klagomål.docx
+++ b/klagomål/A 3575-2026 FSC-klagomål.docx
@@ -1196,7 +1196,7 @@
     <w:r>
       <w:tab/>
       <w:tab/>
-      <w:t>2026-07-21</w:t>
+      <w:t>2026-07-22</w:t>
       <w:br/>
       <w:br/>
     </w:r>

--- a/klagomål/A 3575-2026 FSC-klagomål.docx
+++ b/klagomål/A 3575-2026 FSC-klagomål.docx
@@ -1196,7 +1196,7 @@
     <w:r>
       <w:tab/>
       <w:tab/>
-      <w:t>2026-07-22</w:t>
+      <w:t>2026-07-23</w:t>
       <w:br/>
       <w:br/>
     </w:r>

--- a/klagomål/A 3575-2026 FSC-klagomål.docx
+++ b/klagomål/A 3575-2026 FSC-klagomål.docx
@@ -1196,7 +1196,7 @@
     <w:r>
       <w:tab/>
       <w:tab/>
-      <w:t>2026-07-23</w:t>
+      <w:t>2026-07-24</w:t>
       <w:br/>
       <w:br/>
     </w:r>

--- a/klagomål/A 3575-2026 FSC-klagomål.docx
+++ b/klagomål/A 3575-2026 FSC-klagomål.docx
@@ -1196,7 +1196,7 @@
     <w:r>
       <w:tab/>
       <w:tab/>
-      <w:t>2026-07-24</w:t>
+      <w:t>2026-07-25</w:t>
       <w:br/>
       <w:br/>
     </w:r>

--- a/klagomål/A 3575-2026 FSC-klagomål.docx
+++ b/klagomål/A 3575-2026 FSC-klagomål.docx
@@ -1196,7 +1196,7 @@
     <w:r>
       <w:tab/>
       <w:tab/>
-      <w:t>2026-07-25</w:t>
+      <w:t>2026-07-26</w:t>
       <w:br/>
       <w:br/>
     </w:r>

--- a/klagomål/A 3575-2026 FSC-klagomål.docx
+++ b/klagomål/A 3575-2026 FSC-klagomål.docx
@@ -1196,7 +1196,7 @@
     <w:r>
       <w:tab/>
       <w:tab/>
-      <w:t>2026-07-26</w:t>
+      <w:t>2026-07-27</w:t>
       <w:br/>
       <w:br/>
     </w:r>

--- a/klagomål/A 3575-2026 FSC-klagomål.docx
+++ b/klagomål/A 3575-2026 FSC-klagomål.docx
@@ -1196,7 +1196,7 @@
     <w:r>
       <w:tab/>
       <w:tab/>
-      <w:t>2026-07-27</w:t>
+      <w:t>2026-07-28</w:t>
       <w:br/>
       <w:br/>
     </w:r>

--- a/klagomål/A 3575-2026 FSC-klagomål.docx
+++ b/klagomål/A 3575-2026 FSC-klagomål.docx
@@ -1196,7 +1196,7 @@
     <w:r>
       <w:tab/>
       <w:tab/>
-      <w:t>2026-07-28</w:t>
+      <w:t>2026-07-29</w:t>
       <w:br/>
       <w:br/>
     </w:r>

--- a/klagomål/A 3575-2026 FSC-klagomål.docx
+++ b/klagomål/A 3575-2026 FSC-klagomål.docx
@@ -1196,7 +1196,7 @@
     <w:r>
       <w:tab/>
       <w:tab/>
-      <w:t>2026-07-29</w:t>
+      <w:t>2026-07-30</w:t>
       <w:br/>
       <w:br/>
     </w:r>

--- a/klagomål/A 3575-2026 FSC-klagomål.docx
+++ b/klagomål/A 3575-2026 FSC-klagomål.docx
@@ -1196,7 +1196,7 @@
     <w:r>
       <w:tab/>
       <w:tab/>
-      <w:t>2026-07-30</w:t>
+      <w:t>2026-07-31</w:t>
       <w:br/>
       <w:br/>
     </w:r>

--- a/klagomål/A 3575-2026 FSC-klagomål.docx
+++ b/klagomål/A 3575-2026 FSC-klagomål.docx
@@ -1196,7 +1196,7 @@
     <w:r>
       <w:tab/>
       <w:tab/>
-      <w:t>2026-07-31</w:t>
+      <w:t>2026-08-01</w:t>
       <w:br/>
       <w:br/>
     </w:r>

--- a/klagomål/A 3575-2026 FSC-klagomål.docx
+++ b/klagomål/A 3575-2026 FSC-klagomål.docx
@@ -1196,7 +1196,7 @@
     <w:r>
       <w:tab/>
       <w:tab/>
-      <w:t>2026-08-01</w:t>
+      <w:t>2026-08-02</w:t>
       <w:br/>
       <w:br/>
     </w:r>

--- a/klagomål/A 3575-2026 FSC-klagomål.docx
+++ b/klagomål/A 3575-2026 FSC-klagomål.docx
@@ -1196,7 +1196,7 @@
     <w:r>
       <w:tab/>
       <w:tab/>
-      <w:t>2026-08-02</w:t>
+      <w:t>2026-08-03</w:t>
       <w:br/>
       <w:br/>
     </w:r>

--- a/klagomål/A 3575-2026 FSC-klagomål.docx
+++ b/klagomål/A 3575-2026 FSC-klagomål.docx
@@ -1196,7 +1196,7 @@
     <w:r>
       <w:tab/>
       <w:tab/>
-      <w:t>2026-08-03</w:t>
+      <w:t>2026-08-05</w:t>
       <w:br/>
       <w:br/>
     </w:r>

--- a/klagomål/A 3575-2026 FSC-klagomål.docx
+++ b/klagomål/A 3575-2026 FSC-klagomål.docx
@@ -1196,7 +1196,7 @@
     <w:r>
       <w:tab/>
       <w:tab/>
-      <w:t>2026-08-05</w:t>
+      <w:t>2026-08-07</w:t>
       <w:br/>
       <w:br/>
     </w:r>

--- a/klagomål/A 3575-2026 FSC-klagomål.docx
+++ b/klagomål/A 3575-2026 FSC-klagomål.docx
@@ -1196,7 +1196,7 @@
     <w:r>
       <w:tab/>
       <w:tab/>
-      <w:t>2026-08-07</w:t>
+      <w:t>2026-08-08</w:t>
       <w:br/>
       <w:br/>
     </w:r>

--- a/klagomål/A 3575-2026 FSC-klagomål.docx
+++ b/klagomål/A 3575-2026 FSC-klagomål.docx
@@ -216,7 +216,7 @@
         <w:spacing w:after="240"/>
       </w:pPr>
       <w:r>
-        <w:t>Figur 1. Fyndplatser för naturvårdsarter i och inom 24 meter från avverkningsanmälan. Markörer utan svart kant är placerade på fyndplatsen. Markörer med svart kant är placerade vid sidan av fyndplatsen har ett svart streck som visar fyndplatsens exakta position. Kartans mittpunktskoordinat är N 7032558, E 603433 i SWEREF 99 TM.</w:t>
+        <w:t>Figur 1. Fyndplatser för naturvårdsarter i och inom 24 meter från avverkningsanmälan. Markörer utan svart kant är placerade på fyndplatsen. Markörer med svart kant är placerade vid sidan av fyndplatsen och har ett svart streck som visar fyndplatsens exakta position. Kartans mittpunktskoordinat är N 7032558, E 603433 i SWEREF 99 TM.</w:t>
       </w:r>
     </w:p>
     <w:p>
@@ -1196,7 +1196,7 @@
     <w:r>
       <w:tab/>
       <w:tab/>
-      <w:t>2026-08-14</w:t>
+      <w:t>2026-08-15</w:t>
       <w:br/>
       <w:br/>
     </w:r>

--- a/klagomål/A 3575-2026 FSC-klagomål.docx
+++ b/klagomål/A 3575-2026 FSC-klagomål.docx
@@ -1196,7 +1196,7 @@
     <w:r>
       <w:tab/>
       <w:tab/>
-      <w:t>2026-08-15</w:t>
+      <w:t>2026-08-16</w:t>
       <w:br/>
       <w:br/>
     </w:r>

--- a/klagomål/A 3575-2026 FSC-klagomål.docx
+++ b/klagomål/A 3575-2026 FSC-klagomål.docx
@@ -1196,7 +1196,7 @@
     <w:r>
       <w:tab/>
       <w:tab/>
-      <w:t>2026-08-16</w:t>
+      <w:t>2026-08-17</w:t>
       <w:br/>
       <w:br/>
     </w:r>

--- a/klagomål/A 3575-2026 FSC-klagomål.docx
+++ b/klagomål/A 3575-2026 FSC-klagomål.docx
@@ -1196,7 +1196,7 @@
     <w:r>
       <w:tab/>
       <w:tab/>
-      <w:t>2026-08-17</w:t>
+      <w:t>2026-08-18</w:t>
       <w:br/>
       <w:br/>
     </w:r>

--- a/klagomål/A 3575-2026 FSC-klagomål.docx
+++ b/klagomål/A 3575-2026 FSC-klagomål.docx
@@ -1196,7 +1196,7 @@
     <w:r>
       <w:tab/>
       <w:tab/>
-      <w:t>2026-08-18</w:t>
+      <w:t>2026-08-19</w:t>
       <w:br/>
       <w:br/>
     </w:r>

--- a/klagomål/A 3575-2026 FSC-klagomål.docx
+++ b/klagomål/A 3575-2026 FSC-klagomål.docx
@@ -1196,7 +1196,7 @@
     <w:r>
       <w:tab/>
       <w:tab/>
-      <w:t>2026-08-19</w:t>
+      <w:t>2026-08-20</w:t>
       <w:br/>
       <w:br/>
     </w:r>

--- a/klagomål/A 3575-2026 FSC-klagomål.docx
+++ b/klagomål/A 3575-2026 FSC-klagomål.docx
@@ -1196,7 +1196,7 @@
     <w:r>
       <w:tab/>
       <w:tab/>
-      <w:t>2026-08-20</w:t>
+      <w:t>2026-08-21</w:t>
       <w:br/>
       <w:br/>
     </w:r>

--- a/klagomål/A 3575-2026 FSC-klagomål.docx
+++ b/klagomål/A 3575-2026 FSC-klagomål.docx
@@ -1196,7 +1196,7 @@
     <w:r>
       <w:tab/>
       <w:tab/>
-      <w:t>2026-08-21</w:t>
+      <w:t>2026-08-22</w:t>
       <w:br/>
       <w:br/>
     </w:r>

--- a/klagomål/A 3575-2026 FSC-klagomål.docx
+++ b/klagomål/A 3575-2026 FSC-klagomål.docx
@@ -1196,7 +1196,7 @@
     <w:r>
       <w:tab/>
       <w:tab/>
-      <w:t>2026-08-22</w:t>
+      <w:t>2026-08-23</w:t>
       <w:br/>
       <w:br/>
     </w:r>

--- a/klagomål/A 3575-2026 FSC-klagomål.docx
+++ b/klagomål/A 3575-2026 FSC-klagomål.docx
@@ -1196,7 +1196,7 @@
     <w:r>
       <w:tab/>
       <w:tab/>
-      <w:t>2026-08-23</w:t>
+      <w:t>2026-08-24</w:t>
       <w:br/>
       <w:br/>
     </w:r>

--- a/klagomål/A 3575-2026 FSC-klagomål.docx
+++ b/klagomål/A 3575-2026 FSC-klagomål.docx
@@ -1196,7 +1196,7 @@
     <w:r>
       <w:tab/>
       <w:tab/>
-      <w:t>2026-08-24</w:t>
+      <w:t>2026-08-25</w:t>
       <w:br/>
       <w:br/>
     </w:r>

--- a/klagomål/A 3575-2026 FSC-klagomål.docx
+++ b/klagomål/A 3575-2026 FSC-klagomål.docx
@@ -1196,7 +1196,7 @@
     <w:r>
       <w:tab/>
       <w:tab/>
-      <w:t>2026-08-25</w:t>
+      <w:t>2026-08-26</w:t>
       <w:br/>
       <w:br/>
     </w:r>

--- a/klagomål/A 3575-2026 FSC-klagomål.docx
+++ b/klagomål/A 3575-2026 FSC-klagomål.docx
@@ -1196,7 +1196,7 @@
     <w:r>
       <w:tab/>
       <w:tab/>
-      <w:t>2026-08-26</w:t>
+      <w:t>2026-08-27</w:t>
       <w:br/>
       <w:br/>
     </w:r>

--- a/klagomål/A 3575-2026 FSC-klagomål.docx
+++ b/klagomål/A 3575-2026 FSC-klagomål.docx
@@ -1196,7 +1196,7 @@
     <w:r>
       <w:tab/>
       <w:tab/>
-      <w:t>2026-08-27</w:t>
+      <w:t>2026-08-28</w:t>
       <w:br/>
       <w:br/>
     </w:r>

--- a/klagomål/A 3575-2026 FSC-klagomål.docx
+++ b/klagomål/A 3575-2026 FSC-klagomål.docx
@@ -1196,7 +1196,7 @@
     <w:r>
       <w:tab/>
       <w:tab/>
-      <w:t>2026-08-28</w:t>
+      <w:t>2026-08-29</w:t>
       <w:br/>
       <w:br/>
     </w:r>

--- a/klagomål/A 3575-2026 FSC-klagomål.docx
+++ b/klagomål/A 3575-2026 FSC-klagomål.docx
@@ -1196,7 +1196,7 @@
     <w:r>
       <w:tab/>
       <w:tab/>
-      <w:t>2026-08-29</w:t>
+      <w:t>2026-08-31</w:t>
       <w:br/>
       <w:br/>
     </w:r>

--- a/klagomål/A 3575-2026 FSC-klagomål.docx
+++ b/klagomål/A 3575-2026 FSC-klagomål.docx
@@ -1196,7 +1196,7 @@
     <w:r>
       <w:tab/>
       <w:tab/>
-      <w:t>2026-08-31</w:t>
+      <w:t>2026-09-01</w:t>
       <w:br/>
       <w:br/>
     </w:r>

--- a/klagomål/A 3575-2026 FSC-klagomål.docx
+++ b/klagomål/A 3575-2026 FSC-klagomål.docx
@@ -1196,7 +1196,7 @@
     <w:r>
       <w:tab/>
       <w:tab/>
-      <w:t>2026-09-01</w:t>
+      <w:t>2026-09-02</w:t>
       <w:br/>
       <w:br/>
     </w:r>

--- a/klagomål/A 3575-2026 FSC-klagomål.docx
+++ b/klagomål/A 3575-2026 FSC-klagomål.docx
@@ -1196,7 +1196,7 @@
     <w:r>
       <w:tab/>
       <w:tab/>
-      <w:t>2026-09-02</w:t>
+      <w:t>2026-09-03</w:t>
       <w:br/>
       <w:br/>
     </w:r>

--- a/klagomål/A 3575-2026 FSC-klagomål.docx
+++ b/klagomål/A 3575-2026 FSC-klagomål.docx
@@ -1196,7 +1196,7 @@
     <w:r>
       <w:tab/>
       <w:tab/>
-      <w:t>2026-09-03</w:t>
+      <w:t>2026-09-04</w:t>
       <w:br/>
       <w:br/>
     </w:r>

--- a/klagomål/A 3575-2026 FSC-klagomål.docx
+++ b/klagomål/A 3575-2026 FSC-klagomål.docx
@@ -1196,7 +1196,7 @@
     <w:r>
       <w:tab/>
       <w:tab/>
-      <w:t>2026-09-04</w:t>
+      <w:t>2026-09-05</w:t>
       <w:br/>
       <w:br/>
     </w:r>

--- a/klagomål/A 3575-2026 FSC-klagomål.docx
+++ b/klagomål/A 3575-2026 FSC-klagomål.docx
@@ -1196,7 +1196,7 @@
     <w:r>
       <w:tab/>
       <w:tab/>
-      <w:t>2026-09-05</w:t>
+      <w:t>2026-09-06</w:t>
       <w:br/>
       <w:br/>
     </w:r>

--- a/klagomål/A 3575-2026 FSC-klagomål.docx
+++ b/klagomål/A 3575-2026 FSC-klagomål.docx
@@ -1196,7 +1196,7 @@
     <w:r>
       <w:tab/>
       <w:tab/>
-      <w:t>2026-09-06</w:t>
+      <w:t>2026-09-07</w:t>
       <w:br/>
       <w:br/>
     </w:r>

--- a/klagomål/A 3575-2026 FSC-klagomål.docx
+++ b/klagomål/A 3575-2026 FSC-klagomål.docx
@@ -1196,7 +1196,7 @@
     <w:r>
       <w:tab/>
       <w:tab/>
-      <w:t>2026-09-07</w:t>
+      <w:t>2026-09-08</w:t>
       <w:br/>
       <w:br/>
     </w:r>

--- a/klagomål/A 3575-2026 FSC-klagomål.docx
+++ b/klagomål/A 3575-2026 FSC-klagomål.docx
@@ -1196,7 +1196,7 @@
     <w:r>
       <w:tab/>
       <w:tab/>
-      <w:t>2026-09-08</w:t>
+      <w:t>2026-09-09</w:t>
       <w:br/>
       <w:br/>
     </w:r>

--- a/klagomål/A 3575-2026 FSC-klagomål.docx
+++ b/klagomål/A 3575-2026 FSC-klagomål.docx
@@ -1196,7 +1196,7 @@
     <w:r>
       <w:tab/>
       <w:tab/>
-      <w:t>2026-09-09</w:t>
+      <w:t>2026-09-10</w:t>
       <w:br/>
       <w:br/>
     </w:r>

--- a/klagomål/A 3575-2026 FSC-klagomål.docx
+++ b/klagomål/A 3575-2026 FSC-klagomål.docx
@@ -1196,7 +1196,7 @@
     <w:r>
       <w:tab/>
       <w:tab/>
-      <w:t>2026-09-10</w:t>
+      <w:t>2026-09-11</w:t>
       <w:br/>
       <w:br/>
     </w:r>

--- a/klagomål/A 3575-2026 FSC-klagomål.docx
+++ b/klagomål/A 3575-2026 FSC-klagomål.docx
@@ -1196,7 +1196,7 @@
     <w:r>
       <w:tab/>
       <w:tab/>
-      <w:t>2026-09-11</w:t>
+      <w:t>2026-09-12</w:t>
       <w:br/>
       <w:br/>
     </w:r>
